--- a/lessons/9-5/downloads/9-5-notes-teacher.docx
+++ b/lessons/9-5/downloads/9-5-notes-teacher.docx
@@ -14,7 +14,7 @@
           <w:sz w:val="18"/>
           <w:szCs w:val="18"/>
         </w:rPr>
-        <w:t xml:space="preserve">UNIT 9  ·  LESSON 5      STANDARD 6.NS.6B</w:t>
+        <w:t xml:space="preserve">UNIT 9  ·  LESSON 5      STANDARD 6.NOS.7</w:t>
       </w:r>
     </w:p>
     <w:p>
@@ -2458,6 +2458,32 @@
     </w:p>
     <w:p>
       <w:pPr>
+        <w:pStyle w:val="Heading2"/>
+        <w:spacing w:after="80" w:before="180"/>
+      </w:pPr>
+      <w:r>
+        <w:rPr>
+          <w:b/>
+          <w:bCs/>
+          <w:color w:val="12355B"/>
+          <w:sz w:val="24"/>
+          <w:szCs w:val="24"/>
+        </w:rPr>
+        <w:t xml:space="preserve">Level 1 Support</w:t>
+      </w:r>
+      <w:r>
+        <w:rPr>
+          <w:i/>
+          <w:iCs/>
+          <w:color w:val="1FA6A2"/>
+          <w:sz w:val="19"/>
+          <w:szCs w:val="19"/>
+        </w:rPr>
+        <w:t xml:space="preserve">   extra scaffolding</w:t>
+      </w:r>
+    </w:p>
+    <w:p>
+      <w:pPr>
         <w:keepNext/>
         <w:spacing w:after="60" w:before="160"/>
       </w:pPr>
@@ -2588,6 +2614,32 @@
     </w:tbl>
     <w:p>
       <w:pPr>
+        <w:pStyle w:val="Heading2"/>
+        <w:spacing w:after="80" w:before="180"/>
+      </w:pPr>
+      <w:r>
+        <w:rPr>
+          <w:b/>
+          <w:bCs/>
+          <w:color w:val="12355B"/>
+          <w:sz w:val="24"/>
+          <w:szCs w:val="24"/>
+        </w:rPr>
+        <w:t xml:space="preserve">On Level</w:t>
+      </w:r>
+      <w:r>
+        <w:rPr>
+          <w:i/>
+          <w:iCs/>
+          <w:color w:val="12355B"/>
+          <w:sz w:val="19"/>
+          <w:szCs w:val="19"/>
+        </w:rPr>
+        <w:t xml:space="preserve">   grade-level practice</w:t>
+      </w:r>
+    </w:p>
+    <w:p>
+      <w:pPr>
         <w:keepNext/>
         <w:spacing w:after="60" w:before="160"/>
       </w:pPr>
@@ -2738,7 +2790,7 @@
           <w:sz w:val="21"/>
           <w:szCs w:val="21"/>
         </w:rPr>
-        <w:t xml:space="preserve">A sonar ping locates an enemy submarine at (-5, -2). In which quadrant should Captain Vega aim her shot?</w:t>
+        <w:t xml:space="preserve">In which quadrant is the point (-3, 5)?</w:t>
       </w:r>
     </w:p>
     <w:p>
@@ -2868,7 +2920,7 @@
           <w:sz w:val="21"/>
           <w:szCs w:val="21"/>
         </w:rPr>
-        <w:t xml:space="preserve">Captain Vega's lookout reports a ship in Quadrant II. What signs will its coordinates (x, y) have?</w:t>
+        <w:t xml:space="preserve">What are the coordinates of a point 4 units right and 2 units down from the origin?</w:t>
       </w:r>
     </w:p>
     <w:p>
@@ -2881,7 +2933,7 @@
           <w:sz w:val="20"/>
           <w:szCs w:val="20"/>
         </w:rPr>
-        <w:t xml:space="preserve">A)  (+, +)</w:t>
+        <w:t xml:space="preserve">A)  (-4, 2)</w:t>
       </w:r>
     </w:p>
     <w:p>
@@ -2894,7 +2946,7 @@
           <w:sz w:val="20"/>
           <w:szCs w:val="20"/>
         </w:rPr>
-        <w:t xml:space="preserve">B)  (-, +)</w:t>
+        <w:t xml:space="preserve">B)  (2, -4)</w:t>
       </w:r>
     </w:p>
     <w:p>
@@ -2907,7 +2959,7 @@
           <w:sz w:val="20"/>
           <w:szCs w:val="20"/>
         </w:rPr>
-        <w:t xml:space="preserve">C)  (-, -)</w:t>
+        <w:t xml:space="preserve">C)  (4, -2)</w:t>
       </w:r>
     </w:p>
     <w:p>
@@ -2920,7 +2972,7 @@
           <w:sz w:val="20"/>
           <w:szCs w:val="20"/>
         </w:rPr>
-        <w:t xml:space="preserve">D)  (+, -)</w:t>
+        <w:t xml:space="preserve">D)  (-2, 4)</w:t>
       </w:r>
     </w:p>
     <w:p>
@@ -2978,6 +3030,292 @@
     </w:tbl>
     <w:p>
       <w:pPr>
+        <w:pStyle w:val="Heading2"/>
+        <w:spacing w:after="80" w:before="180"/>
+      </w:pPr>
+      <w:r>
+        <w:rPr>
+          <w:b/>
+          <w:bCs/>
+          <w:color w:val="12355B"/>
+          <w:sz w:val="24"/>
+          <w:szCs w:val="24"/>
+        </w:rPr>
+        <w:t xml:space="preserve">Level 2 Enrichment</w:t>
+      </w:r>
+      <w:r>
+        <w:rPr>
+          <w:i/>
+          <w:iCs/>
+          <w:color w:val="6B4FA0"/>
+          <w:sz w:val="19"/>
+          <w:szCs w:val="19"/>
+        </w:rPr>
+        <w:t xml:space="preserve">   stretch your thinking</w:t>
+      </w:r>
+    </w:p>
+    <w:p>
+      <w:pPr>
+        <w:keepNext/>
+        <w:spacing w:after="60" w:before="160"/>
+      </w:pPr>
+      <w:r>
+        <w:rPr>
+          <w:b/>
+          <w:bCs/>
+          <w:color w:val="12355B"/>
+          <w:sz w:val="22"/>
+          <w:szCs w:val="22"/>
+        </w:rPr>
+        <w:t xml:space="preserve">5.  </w:t>
+      </w:r>
+      <w:r>
+        <w:rPr>
+          <w:b/>
+          <w:bCs/>
+          <w:sz w:val="21"/>
+          <w:szCs w:val="21"/>
+        </w:rPr>
+        <w:t xml:space="preserve">A point (a, b) has a &lt; 0 and b &lt; 0. In which quadrant does it lie?</w:t>
+      </w:r>
+    </w:p>
+    <w:p>
+      <w:pPr>
+        <w:spacing w:after="40"/>
+        <w:ind w:left="420"/>
+      </w:pPr>
+      <w:r>
+        <w:rPr>
+          <w:sz w:val="20"/>
+          <w:szCs w:val="20"/>
+        </w:rPr>
+        <w:t xml:space="preserve">A)  Quadrant I</w:t>
+      </w:r>
+    </w:p>
+    <w:p>
+      <w:pPr>
+        <w:spacing w:after="40"/>
+        <w:ind w:left="420"/>
+      </w:pPr>
+      <w:r>
+        <w:rPr>
+          <w:sz w:val="20"/>
+          <w:szCs w:val="20"/>
+        </w:rPr>
+        <w:t xml:space="preserve">B)  Quadrant II</w:t>
+      </w:r>
+    </w:p>
+    <w:p>
+      <w:pPr>
+        <w:spacing w:after="40"/>
+        <w:ind w:left="420"/>
+      </w:pPr>
+      <w:r>
+        <w:rPr>
+          <w:sz w:val="20"/>
+          <w:szCs w:val="20"/>
+        </w:rPr>
+        <w:t xml:space="preserve">C)  Quadrant IV</w:t>
+      </w:r>
+    </w:p>
+    <w:p>
+      <w:pPr>
+        <w:spacing w:after="40"/>
+        <w:ind w:left="420"/>
+      </w:pPr>
+      <w:r>
+        <w:rPr>
+          <w:sz w:val="20"/>
+          <w:szCs w:val="20"/>
+        </w:rPr>
+        <w:t xml:space="preserve">D)  Quadrant III</w:t>
+      </w:r>
+    </w:p>
+    <w:p>
+      <w:pPr>
+        <w:spacing w:after="20"/>
+      </w:pPr>
+      <w:r>
+        <w:t xml:space="preserve"/>
+      </w:r>
+    </w:p>
+    <w:tbl>
+      <w:tblPr>
+        <w:tblW w:type="pct" w:w="100%"/>
+        <w:tblBorders>
+          <w:top w:val="single" w:color="C7D2DD" w:sz="6"/>
+          <w:left w:val="single" w:color="C7D2DD" w:sz="6"/>
+          <w:bottom w:val="single" w:color="C7D2DD" w:sz="6"/>
+          <w:right w:val="single" w:color="C7D2DD" w:sz="6"/>
+          <w:insideH w:val="single" w:color="auto" w:sz="4"/>
+          <w:insideV w:val="single" w:color="auto" w:sz="4"/>
+        </w:tblBorders>
+      </w:tblPr>
+      <w:tblGrid>
+        <w:gridCol w:w="100"/>
+      </w:tblGrid>
+      <w:tr>
+        <w:tc>
+          <w:tcPr>
+            <w:shd w:fill="FBF3E2" w:color="auto" w:val="clear"/>
+            <w:tcMar>
+              <w:top w:type="dxa" w:w="60"/>
+              <w:left w:type="dxa" w:w="120"/>
+              <w:bottom w:type="dxa" w:w="60"/>
+              <w:right w:type="dxa" w:w="120"/>
+            </w:tcMar>
+          </w:tcPr>
+          <w:p>
+            <w:pPr>
+              <w:spacing w:after="0" w:line="320"/>
+            </w:pPr>
+            <w:r>
+              <w:t xml:space="preserve"/>
+            </w:r>
+          </w:p>
+          <w:p>
+            <w:pPr>
+              <w:spacing w:after="0" w:line="320"/>
+            </w:pPr>
+            <w:r>
+              <w:t xml:space="preserve"/>
+            </w:r>
+          </w:p>
+        </w:tc>
+      </w:tr>
+    </w:tbl>
+    <w:p>
+      <w:pPr>
+        <w:keepNext/>
+        <w:spacing w:after="60" w:before="160"/>
+      </w:pPr>
+      <w:r>
+        <w:rPr>
+          <w:b/>
+          <w:bCs/>
+          <w:color w:val="12355B"/>
+          <w:sz w:val="22"/>
+          <w:szCs w:val="22"/>
+        </w:rPr>
+        <w:t xml:space="preserve">6.  </w:t>
+      </w:r>
+      <w:r>
+        <w:rPr>
+          <w:b/>
+          <w:bCs/>
+          <w:sz w:val="21"/>
+          <w:szCs w:val="21"/>
+        </w:rPr>
+        <w:t xml:space="preserve">Reflecting the point (3, -6) across the x-axis gives which point?</w:t>
+      </w:r>
+    </w:p>
+    <w:p>
+      <w:pPr>
+        <w:spacing w:after="40"/>
+        <w:ind w:left="420"/>
+      </w:pPr>
+      <w:r>
+        <w:rPr>
+          <w:sz w:val="20"/>
+          <w:szCs w:val="20"/>
+        </w:rPr>
+        <w:t xml:space="preserve">A)  (3, 6)</w:t>
+      </w:r>
+    </w:p>
+    <w:p>
+      <w:pPr>
+        <w:spacing w:after="40"/>
+        <w:ind w:left="420"/>
+      </w:pPr>
+      <w:r>
+        <w:rPr>
+          <w:sz w:val="20"/>
+          <w:szCs w:val="20"/>
+        </w:rPr>
+        <w:t xml:space="preserve">B)  (-3, -6)</w:t>
+      </w:r>
+    </w:p>
+    <w:p>
+      <w:pPr>
+        <w:spacing w:after="40"/>
+        <w:ind w:left="420"/>
+      </w:pPr>
+      <w:r>
+        <w:rPr>
+          <w:sz w:val="20"/>
+          <w:szCs w:val="20"/>
+        </w:rPr>
+        <w:t xml:space="preserve">C)  (-3, 6)</w:t>
+      </w:r>
+    </w:p>
+    <w:p>
+      <w:pPr>
+        <w:spacing w:after="40"/>
+        <w:ind w:left="420"/>
+      </w:pPr>
+      <w:r>
+        <w:rPr>
+          <w:sz w:val="20"/>
+          <w:szCs w:val="20"/>
+        </w:rPr>
+        <w:t xml:space="preserve">D)  (6, 3)</w:t>
+      </w:r>
+    </w:p>
+    <w:p>
+      <w:pPr>
+        <w:spacing w:after="20"/>
+      </w:pPr>
+      <w:r>
+        <w:t xml:space="preserve"/>
+      </w:r>
+    </w:p>
+    <w:tbl>
+      <w:tblPr>
+        <w:tblW w:type="pct" w:w="100%"/>
+        <w:tblBorders>
+          <w:top w:val="single" w:color="C7D2DD" w:sz="6"/>
+          <w:left w:val="single" w:color="C7D2DD" w:sz="6"/>
+          <w:bottom w:val="single" w:color="C7D2DD" w:sz="6"/>
+          <w:right w:val="single" w:color="C7D2DD" w:sz="6"/>
+          <w:insideH w:val="single" w:color="auto" w:sz="4"/>
+          <w:insideV w:val="single" w:color="auto" w:sz="4"/>
+        </w:tblBorders>
+      </w:tblPr>
+      <w:tblGrid>
+        <w:gridCol w:w="100"/>
+      </w:tblGrid>
+      <w:tr>
+        <w:tc>
+          <w:tcPr>
+            <w:shd w:fill="FBF3E2" w:color="auto" w:val="clear"/>
+            <w:tcMar>
+              <w:top w:type="dxa" w:w="60"/>
+              <w:left w:type="dxa" w:w="120"/>
+              <w:bottom w:type="dxa" w:w="60"/>
+              <w:right w:type="dxa" w:w="120"/>
+            </w:tcMar>
+          </w:tcPr>
+          <w:p>
+            <w:pPr>
+              <w:spacing w:after="0" w:line="320"/>
+            </w:pPr>
+            <w:r>
+              <w:t xml:space="preserve"/>
+            </w:r>
+          </w:p>
+          <w:p>
+            <w:pPr>
+              <w:spacing w:after="0" w:line="320"/>
+            </w:pPr>
+            <w:r>
+              <w:t xml:space="preserve"/>
+            </w:r>
+          </w:p>
+        </w:tc>
+      </w:tr>
+    </w:tbl>
+    <w:p>
+      <w:pPr>
         <w:pStyle w:val="Heading1"/>
         <w:pageBreakBefore/>
         <w:pBdr>
@@ -3325,23 +3663,17 @@
     </w:p>
     <w:p>
       <w:pPr>
-        <w:spacing w:after="80"/>
-      </w:pPr>
-      <w:r>
-        <w:rPr>
-          <w:b/>
-          <w:bCs/>
-          <w:sz w:val="21"/>
-          <w:szCs w:val="21"/>
-        </w:rPr>
-        <w:t xml:space="preserve">1.  </w:t>
-      </w:r>
-      <w:r>
-        <w:rPr>
-          <w:sz w:val="21"/>
-          <w:szCs w:val="21"/>
-        </w:rPr>
-        <w:t xml:space="preserve">A)  (4, 0)</w:t>
+        <w:spacing w:after="100"/>
+      </w:pPr>
+      <w:r>
+        <w:rPr>
+          <w:b/>
+          <w:bCs/>
+          <w:color w:val="B97A12"/>
+          <w:sz w:val="20"/>
+          <w:szCs w:val="20"/>
+        </w:rPr>
+        <w:t xml:space="preserve">Watch for this mistake:  </w:t>
       </w:r>
       <w:r>
         <w:rPr>
@@ -3351,7 +3683,23 @@
           <w:sz w:val="19"/>
           <w:szCs w:val="19"/>
         </w:rPr>
-        <w:t xml:space="preserve">  — A point is on the x-axis when its y-coordinate is 0. (4, 0) is on the x-axis.</w:t>
+        <w:t xml:space="preserve">A common mistake in Ordered Pairs in All Four Quadrants is matching each sign to the wrong axis — for example, seeing (-2, 5) and thinking "the x is negative so I move DOWN, and the y is positive so I move RIGHT," which lands the point in Quadrant IV. But the x-coordinate always controls left/right, never up/down: negative x means LEFT (not down), and positive y means UP (not right). So (-2, 5) is actually left 2, up 5 — Quadrant II. Before you submit, check that you used the x-coordinate for left/right and the y-coordinate for up/down, and never swapped them.</w:t>
+      </w:r>
+    </w:p>
+    <w:p>
+      <w:pPr>
+        <w:pStyle w:val="Heading2"/>
+        <w:spacing w:after="80" w:before="180"/>
+      </w:pPr>
+      <w:r>
+        <w:rPr>
+          <w:b/>
+          <w:bCs/>
+          <w:color w:val="12355B"/>
+          <w:sz w:val="24"/>
+          <w:szCs w:val="24"/>
+        </w:rPr>
+        <w:t xml:space="preserve">Level 1 Support</w:t>
       </w:r>
     </w:p>
     <w:p>
@@ -3365,14 +3713,14 @@
           <w:sz w:val="21"/>
           <w:szCs w:val="21"/>
         </w:rPr>
-        <w:t xml:space="preserve">2.  </w:t>
-      </w:r>
-      <w:r>
-        <w:rPr>
-          <w:sz w:val="21"/>
-          <w:szCs w:val="21"/>
-        </w:rPr>
-        <w:t xml:space="preserve">A)  (3, 3)</w:t>
+        <w:t xml:space="preserve">1.  </w:t>
+      </w:r>
+      <w:r>
+        <w:rPr>
+          <w:sz w:val="21"/>
+          <w:szCs w:val="21"/>
+        </w:rPr>
+        <w:t xml:space="preserve">A)  (4, 0)</w:t>
       </w:r>
       <w:r>
         <w:rPr>
@@ -3382,7 +3730,23 @@
           <w:sz w:val="19"/>
           <w:szCs w:val="19"/>
         </w:rPr>
-        <w:t xml:space="preserve">  — Moving right means adding to the x-coordinate: -5 + 8 = 3. The y stays the same. New point: (3, 3).</w:t>
+        <w:t xml:space="preserve">  — A point is on the x-axis when its y-coordinate is 0. (4, 0) is on the x-axis.</w:t>
+      </w:r>
+    </w:p>
+    <w:p>
+      <w:pPr>
+        <w:pStyle w:val="Heading2"/>
+        <w:spacing w:after="80" w:before="180"/>
+      </w:pPr>
+      <w:r>
+        <w:rPr>
+          <w:b/>
+          <w:bCs/>
+          <w:color w:val="12355B"/>
+          <w:sz w:val="24"/>
+          <w:szCs w:val="24"/>
+        </w:rPr>
+        <w:t xml:space="preserve">On Level</w:t>
       </w:r>
     </w:p>
     <w:p>
@@ -3396,14 +3760,14 @@
           <w:sz w:val="21"/>
           <w:szCs w:val="21"/>
         </w:rPr>
-        <w:t xml:space="preserve">3.  </w:t>
-      </w:r>
-      <w:r>
-        <w:rPr>
-          <w:sz w:val="21"/>
-          <w:szCs w:val="21"/>
-        </w:rPr>
-        <w:t xml:space="preserve">C)  Quadrant III</w:t>
+        <w:t xml:space="preserve">2.  </w:t>
+      </w:r>
+      <w:r>
+        <w:rPr>
+          <w:sz w:val="21"/>
+          <w:szCs w:val="21"/>
+        </w:rPr>
+        <w:t xml:space="preserve">A)  (3, 3)</w:t>
       </w:r>
       <w:r>
         <w:rPr>
@@ -3413,7 +3777,7 @@
           <w:sz w:val="19"/>
           <w:szCs w:val="19"/>
         </w:rPr>
-        <w:t xml:space="preserve">  — A negative x means left and a negative y means down, so (-5, -2) is in Quadrant III, where both coordinates are negative.</w:t>
+        <w:t xml:space="preserve">  — Moving right means adding to the x-coordinate: -5 + 8 = 3. The y stays the same. New point: (3, 3).</w:t>
       </w:r>
     </w:p>
     <w:p>
@@ -3427,14 +3791,14 @@
           <w:sz w:val="21"/>
           <w:szCs w:val="21"/>
         </w:rPr>
-        <w:t xml:space="preserve">4.  </w:t>
-      </w:r>
-      <w:r>
-        <w:rPr>
-          <w:sz w:val="21"/>
-          <w:szCs w:val="21"/>
-        </w:rPr>
-        <w:t xml:space="preserve">B)  (-, +)</w:t>
+        <w:t xml:space="preserve">3.  </w:t>
+      </w:r>
+      <w:r>
+        <w:rPr>
+          <w:sz w:val="21"/>
+          <w:szCs w:val="21"/>
+        </w:rPr>
+        <w:t xml:space="preserve">B)  Quadrant II</w:t>
       </w:r>
       <w:r>
         <w:rPr>
@@ -3444,7 +3808,116 @@
           <w:sz w:val="19"/>
           <w:szCs w:val="19"/>
         </w:rPr>
-        <w:t xml:space="preserve">  — Quadrant II is up and to the left of the origin, so x is negative and y is positive: (-, +).</w:t>
+        <w:t xml:space="preserve">  — Negative x with positive y places the point in Quadrant II.</w:t>
+      </w:r>
+    </w:p>
+    <w:p>
+      <w:pPr>
+        <w:spacing w:after="80"/>
+      </w:pPr>
+      <w:r>
+        <w:rPr>
+          <w:b/>
+          <w:bCs/>
+          <w:sz w:val="21"/>
+          <w:szCs w:val="21"/>
+        </w:rPr>
+        <w:t xml:space="preserve">4.  </w:t>
+      </w:r>
+      <w:r>
+        <w:rPr>
+          <w:sz w:val="21"/>
+          <w:szCs w:val="21"/>
+        </w:rPr>
+        <w:t xml:space="preserve">C)  (4, -2)</w:t>
+      </w:r>
+      <w:r>
+        <w:rPr>
+          <w:i/>
+          <w:iCs/>
+          <w:color w:val="5F6F80"/>
+          <w:sz w:val="19"/>
+          <w:szCs w:val="19"/>
+        </w:rPr>
+        <w:t xml:space="preserve">  — Right is +x and down is -y, so the point is (4, -2).</w:t>
+      </w:r>
+    </w:p>
+    <w:p>
+      <w:pPr>
+        <w:pStyle w:val="Heading2"/>
+        <w:spacing w:after="80" w:before="180"/>
+      </w:pPr>
+      <w:r>
+        <w:rPr>
+          <w:b/>
+          <w:bCs/>
+          <w:color w:val="12355B"/>
+          <w:sz w:val="24"/>
+          <w:szCs w:val="24"/>
+        </w:rPr>
+        <w:t xml:space="preserve">Level 2 Enrichment</w:t>
+      </w:r>
+    </w:p>
+    <w:p>
+      <w:pPr>
+        <w:spacing w:after="80"/>
+      </w:pPr>
+      <w:r>
+        <w:rPr>
+          <w:b/>
+          <w:bCs/>
+          <w:sz w:val="21"/>
+          <w:szCs w:val="21"/>
+        </w:rPr>
+        <w:t xml:space="preserve">5.  </w:t>
+      </w:r>
+      <w:r>
+        <w:rPr>
+          <w:sz w:val="21"/>
+          <w:szCs w:val="21"/>
+        </w:rPr>
+        <w:t xml:space="preserve">D)  Quadrant III</w:t>
+      </w:r>
+      <w:r>
+        <w:rPr>
+          <w:i/>
+          <w:iCs/>
+          <w:color w:val="5F6F80"/>
+          <w:sz w:val="19"/>
+          <w:szCs w:val="19"/>
+        </w:rPr>
+        <w:t xml:space="preserve">  — Both coordinates negative places the point in Quadrant III.</w:t>
+      </w:r>
+    </w:p>
+    <w:p>
+      <w:pPr>
+        <w:spacing w:after="80"/>
+      </w:pPr>
+      <w:r>
+        <w:rPr>
+          <w:b/>
+          <w:bCs/>
+          <w:sz w:val="21"/>
+          <w:szCs w:val="21"/>
+        </w:rPr>
+        <w:t xml:space="preserve">6.  </w:t>
+      </w:r>
+      <w:r>
+        <w:rPr>
+          <w:sz w:val="21"/>
+          <w:szCs w:val="21"/>
+        </w:rPr>
+        <w:t xml:space="preserve">A)  (3, 6)</w:t>
+      </w:r>
+      <w:r>
+        <w:rPr>
+          <w:i/>
+          <w:iCs/>
+          <w:color w:val="5F6F80"/>
+          <w:sz w:val="19"/>
+          <w:szCs w:val="19"/>
+        </w:rPr>
+        <w:t xml:space="preserve">  — Reflecting across the x-axis negates the y-coordinate: (3, -6) → (3, 6).</w:t>
       </w:r>
     </w:p>
     <w:p>

--- a/lessons/9-5/downloads/9-5-notes-teacher.docx
+++ b/lessons/9-5/downloads/9-5-notes-teacher.docx
@@ -1247,7 +1247,22 @@
           <w:sz w:val="30"/>
           <w:szCs w:val="30"/>
         </w:rPr>
-        <w:t xml:space="preserve">Worked Example</w:t>
+        <w:t xml:space="preserve">Write About the Math</w:t>
+      </w:r>
+    </w:p>
+    <w:p>
+      <w:pPr>
+        <w:spacing w:after="100"/>
+      </w:pPr>
+      <w:r>
+        <w:rPr>
+          <w:i/>
+          <w:iCs/>
+          <w:color w:val="5F6F80"/>
+          <w:sz w:val="19"/>
+          <w:szCs w:val="19"/>
+        </w:rPr>
+        <w:t xml:space="preserve">Use the support level you need. Every level answers the same math question.</w:t>
       </w:r>
     </w:p>
     <w:p>
@@ -1263,17 +1278,17 @@
           <w:sz w:val="24"/>
           <w:szCs w:val="24"/>
         </w:rPr>
-        <w:t xml:space="preserve">Watch &amp; Read</w:t>
+        <w:t xml:space="preserve">1. Understand the Question</w:t>
       </w:r>
       <w:r>
         <w:rPr>
           <w:i/>
           <w:iCs/>
-          <w:color w:val="1FA6A2"/>
-          <w:sz w:val="19"/>
-          <w:szCs w:val="19"/>
-        </w:rPr>
-        <w:t xml:space="preserve">   I Do — follow along with your teacher</w:t>
+          <w:color w:val="B97A12"/>
+          <w:sz w:val="19"/>
+          <w:szCs w:val="19"/>
+        </w:rPr>
+        <w:t xml:space="preserve">   explain</w:t>
       </w:r>
     </w:p>
     <w:tbl>
@@ -1308,25 +1323,360 @@
             </w:pPr>
             <w:r>
               <w:rPr>
+                <w:color w:val="1A2733"/>
+                <w:sz w:val="21"/>
+                <w:szCs w:val="21"/>
+              </w:rPr>
+              <w:t xml:space="preserve">Plot (-3, -4). Which quadrant is it in, and how do the negative coordinates change the directions you move from the origin?</w:t>
+            </w:r>
+          </w:p>
+          <w:p>
+            <w:pPr>
+              <w:spacing w:after="0"/>
+            </w:pPr>
+            <w:r>
+              <w:rPr>
                 <w:b/>
                 <w:bCs/>
                 <w:color w:val="12355B"/>
-                <w:sz w:val="22"/>
-                <w:szCs w:val="22"/>
+                <w:sz w:val="20"/>
+                <w:szCs w:val="20"/>
               </w:rPr>
-              <w:t xml:space="preserve">Expanding the Treasure Map</w:t>
-            </w:r>
-          </w:p>
-          <w:p>
-            <w:pPr>
-              <w:spacing w:after="0"/>
-            </w:pPr>
+              <w:t xml:space="preserve">Your job:  </w:t>
+            </w:r>
             <w:r>
               <w:rPr>
+                <w:sz w:val="20"/>
+                <w:szCs w:val="20"/>
+              </w:rPr>
+              <w:t xml:space="preserve">Answer the question. Use math evidence. Explain how the evidence proves your answer.</w:t>
+            </w:r>
+            <w:r>
+              <w:rPr>
+                <w:i/>
+                <w:iCs/>
+                <w:color w:val="5F6F80"/>
+                <w:sz w:val="18"/>
+                <w:szCs w:val="18"/>
+              </w:rPr>
+              <w:br/>
+              <w:t xml:space="preserve">Responde la pregunta. Usa evidencia matemática. Explica cómo la evidencia demuestra tu respuesta.</w:t>
+            </w:r>
+          </w:p>
+        </w:tc>
+      </w:tr>
+    </w:tbl>
+    <w:p>
+      <w:pPr>
+        <w:pStyle w:val="Heading2"/>
+        <w:spacing w:after="80" w:before="180"/>
+      </w:pPr>
+      <w:r>
+        <w:rPr>
+          <w:b/>
+          <w:bCs/>
+          <w:color w:val="12355B"/>
+          <w:sz w:val="24"/>
+          <w:szCs w:val="24"/>
+        </w:rPr>
+        <w:t xml:space="preserve">2. Plan Your Math Words</w:t>
+      </w:r>
+      <w:r>
+        <w:rPr>
+          <w:i/>
+          <w:iCs/>
+          <w:color w:val="1FA6A2"/>
+          <w:sz w:val="19"/>
+          <w:szCs w:val="19"/>
+        </w:rPr>
+        <w:t xml:space="preserve">   check at least two</w:t>
+      </w:r>
+    </w:p>
+    <w:p>
+      <w:pPr>
+        <w:spacing w:after="60"/>
+      </w:pPr>
+      <w:r>
+        <w:rPr>
+          <w:b/>
+          <w:bCs/>
+          <w:color w:val="1FA6A2"/>
+          <w:sz w:val="22"/>
+          <w:szCs w:val="22"/>
+        </w:rPr>
+        <w:t xml:space="preserve">☐  </w:t>
+      </w:r>
+      <w:r>
+        <w:rPr>
+          <w:b/>
+          <w:bCs/>
+          <w:color w:val="12355B"/>
+          <w:sz w:val="20"/>
+          <w:szCs w:val="20"/>
+        </w:rPr>
+        <w:t xml:space="preserve">Quadrant — </w:t>
+      </w:r>
+      <w:r>
+        <w:rPr>
+          <w:sz w:val="20"/>
+          <w:szCs w:val="20"/>
+        </w:rPr>
+        <w:t xml:space="preserve">One of the four parts of a coordinate grid, numbered I to IV.</w:t>
+      </w:r>
+      <w:r>
+        <w:rPr>
+          <w:i/>
+          <w:iCs/>
+          <w:color w:val="5F6F80"/>
+          <w:sz w:val="18"/>
+          <w:szCs w:val="18"/>
+        </w:rPr>
+        <w:br/>
+        <w:t xml:space="preserve">Cuadrante — Una de las cuatro partes de una cuadrícula de coordenadas, numeradas I a IV.</w:t>
+      </w:r>
+    </w:p>
+    <w:p>
+      <w:pPr>
+        <w:spacing w:after="60"/>
+      </w:pPr>
+      <w:r>
+        <w:rPr>
+          <w:b/>
+          <w:bCs/>
+          <w:color w:val="1FA6A2"/>
+          <w:sz w:val="22"/>
+          <w:szCs w:val="22"/>
+        </w:rPr>
+        <w:t xml:space="preserve">☐  </w:t>
+      </w:r>
+      <w:r>
+        <w:rPr>
+          <w:b/>
+          <w:bCs/>
+          <w:color w:val="12355B"/>
+          <w:sz w:val="20"/>
+          <w:szCs w:val="20"/>
+        </w:rPr>
+        <w:t xml:space="preserve">Negative coordinate — </w:t>
+      </w:r>
+      <w:r>
+        <w:rPr>
+          <w:sz w:val="20"/>
+          <w:szCs w:val="20"/>
+        </w:rPr>
+        <w:t xml:space="preserve">A coordinate less than zero. It means left or below the center point.</w:t>
+      </w:r>
+      <w:r>
+        <w:rPr>
+          <w:i/>
+          <w:iCs/>
+          <w:color w:val="5F6F80"/>
+          <w:sz w:val="18"/>
+          <w:szCs w:val="18"/>
+        </w:rPr>
+        <w:br/>
+        <w:t xml:space="preserve">Coordenada negativa — Una coordenada menor que cero. Significa a la izquierda o debajo del centro.</w:t>
+      </w:r>
+    </w:p>
+    <w:p>
+      <w:pPr>
+        <w:spacing w:after="60"/>
+      </w:pPr>
+      <w:r>
+        <w:rPr>
+          <w:b/>
+          <w:bCs/>
+          <w:color w:val="1FA6A2"/>
+          <w:sz w:val="22"/>
+          <w:szCs w:val="22"/>
+        </w:rPr>
+        <w:t xml:space="preserve">☐  </w:t>
+      </w:r>
+      <w:r>
+        <w:rPr>
+          <w:b/>
+          <w:bCs/>
+          <w:color w:val="12355B"/>
+          <w:sz w:val="20"/>
+          <w:szCs w:val="20"/>
+        </w:rPr>
+        <w:t xml:space="preserve">Reflection — </w:t>
+      </w:r>
+      <w:r>
+        <w:rPr>
+          <w:sz w:val="20"/>
+          <w:szCs w:val="20"/>
+        </w:rPr>
+        <w:t xml:space="preserve">A flipped, mirror image of a point across a line.</w:t>
+      </w:r>
+      <w:r>
+        <w:rPr>
+          <w:i/>
+          <w:iCs/>
+          <w:color w:val="5F6F80"/>
+          <w:sz w:val="18"/>
+          <w:szCs w:val="18"/>
+        </w:rPr>
+        <w:br/>
+        <w:t xml:space="preserve">Reflexión — Una imagen reflejada de un punto al otro lado de una línea.</w:t>
+      </w:r>
+    </w:p>
+    <w:p>
+      <w:pPr>
+        <w:spacing w:after="60"/>
+      </w:pPr>
+      <w:r>
+        <w:rPr>
+          <w:b/>
+          <w:bCs/>
+          <w:color w:val="1FA6A2"/>
+          <w:sz w:val="22"/>
+          <w:szCs w:val="22"/>
+        </w:rPr>
+        <w:t xml:space="preserve">☐  </w:t>
+      </w:r>
+      <w:r>
+        <w:rPr>
+          <w:b/>
+          <w:bCs/>
+          <w:color w:val="12355B"/>
+          <w:sz w:val="20"/>
+          <w:szCs w:val="20"/>
+        </w:rPr>
+        <w:t xml:space="preserve">Axis — </w:t>
+      </w:r>
+      <w:r>
+        <w:rPr>
+          <w:sz w:val="20"/>
+          <w:szCs w:val="20"/>
+        </w:rPr>
+        <w:t xml:space="preserve">A line on the grid. The x-axis goes across; the y-axis goes up.</w:t>
+      </w:r>
+      <w:r>
+        <w:rPr>
+          <w:i/>
+          <w:iCs/>
+          <w:color w:val="5F6F80"/>
+          <w:sz w:val="18"/>
+          <w:szCs w:val="18"/>
+        </w:rPr>
+        <w:br/>
+        <w:t xml:space="preserve">Eje — Una línea en la cuadrícula. El eje x va de lado; el eje y va hacia arriba.</w:t>
+      </w:r>
+    </w:p>
+    <w:p>
+      <w:pPr>
+        <w:spacing w:after="60"/>
+      </w:pPr>
+      <w:r>
+        <w:rPr>
+          <w:b/>
+          <w:bCs/>
+          <w:color w:val="1FA6A2"/>
+          <w:sz w:val="22"/>
+          <w:szCs w:val="22"/>
+        </w:rPr>
+        <w:t xml:space="preserve">☐  </w:t>
+      </w:r>
+      <w:r>
+        <w:rPr>
+          <w:b/>
+          <w:bCs/>
+          <w:color w:val="12355B"/>
+          <w:sz w:val="20"/>
+          <w:szCs w:val="20"/>
+        </w:rPr>
+        <w:t xml:space="preserve">Integer — </w:t>
+      </w:r>
+      <w:r>
+        <w:rPr>
+          <w:sz w:val="20"/>
+          <w:szCs w:val="20"/>
+        </w:rPr>
+        <w:t xml:space="preserve">Whole numbers and their opposites, like -2, -1, 0, 1, 2.</w:t>
+      </w:r>
+      <w:r>
+        <w:rPr>
+          <w:i/>
+          <w:iCs/>
+          <w:color w:val="5F6F80"/>
+          <w:sz w:val="18"/>
+          <w:szCs w:val="18"/>
+        </w:rPr>
+        <w:br/>
+        <w:t xml:space="preserve">Número entero — Números enteros y sus opuestos, como -2, -1, 0, 1, 2.</w:t>
+      </w:r>
+    </w:p>
+    <w:tbl>
+      <w:tblPr>
+        <w:tblW w:type="pct" w:w="100%"/>
+        <w:tblBorders>
+          <w:top w:val="single" w:color="1FA6A2" w:sz="8"/>
+          <w:left w:val="single" w:color="1FA6A2" w:sz="8"/>
+          <w:bottom w:val="single" w:color="1FA6A2" w:sz="8"/>
+          <w:right w:val="single" w:color="1FA6A2" w:sz="8"/>
+          <w:insideH w:val="single" w:color="auto" w:sz="4"/>
+          <w:insideV w:val="single" w:color="auto" w:sz="4"/>
+        </w:tblBorders>
+      </w:tblPr>
+      <w:tblGrid>
+        <w:gridCol w:w="100"/>
+      </w:tblGrid>
+      <w:tr>
+        <w:tc>
+          <w:tcPr>
+            <w:shd w:fill="F7FFFD" w:color="auto" w:val="clear"/>
+            <w:tcMar>
+              <w:top w:type="dxa" w:w="120"/>
+              <w:left w:type="dxa" w:w="180"/>
+              <w:bottom w:type="dxa" w:w="120"/>
+              <w:right w:type="dxa" w:w="180"/>
+            </w:tcMar>
+          </w:tcPr>
+          <w:p>
+            <w:pPr>
+              <w:spacing w:after="50"/>
+            </w:pPr>
+            <w:r>
+              <w:rPr>
+                <w:b/>
+                <w:bCs/>
+                <w:color w:val="1FA6A2"/>
+                <w:sz w:val="20"/>
+                <w:szCs w:val="20"/>
+              </w:rPr>
+              <w:t xml:space="preserve">Say it first:  </w:t>
+            </w:r>
+            <w:r>
+              <w:rPr>
+                <w:sz w:val="20"/>
+                <w:szCs w:val="20"/>
+              </w:rPr>
+              <w:t xml:space="preserve">Say your idea to a partner or quietly to yourself before you write.</w:t>
+            </w:r>
+          </w:p>
+          <w:p>
+            <w:pPr>
+              <w:spacing w:after="60"/>
+            </w:pPr>
+            <w:r>
+              <w:rPr>
+                <w:color w:val="1A2733"/>
                 <w:sz w:val="21"/>
                 <w:szCs w:val="21"/>
               </w:rPr>
-              <w:t xml:space="preserve">Captain Vega realized her treasure map only covered one corner of the island! She needs to expand the map in all directions — north, south, east, and west of the base camp at the origin (0, 0). Now clues can have negative coordinates: (-4, 3) means 4 units west and 3 units north. A clue at (2, -5) means 2 units east and 5 units south. Which quadrant is each clue in?</w:t>
+              <w:t xml:space="preserve">A negative x means I move ___.</w:t>
+            </w:r>
+            <w:r>
+              <w:rPr>
+                <w:i/>
+                <w:iCs/>
+                <w:color w:val="5F6F80"/>
+                <w:sz w:val="19"/>
+                <w:szCs w:val="19"/>
+              </w:rPr>
+              <w:br/>
+              <w:t xml:space="preserve">Una x negativa significa que me muevo ___.</w:t>
             </w:r>
           </w:p>
         </w:tc>
@@ -1334,94 +1684,6 @@
     </w:tbl>
     <w:p>
       <w:pPr>
-        <w:spacing w:after="80"/>
-      </w:pPr>
-      <w:r>
-        <w:t xml:space="preserve"/>
-      </w:r>
-    </w:p>
-    <w:p>
-      <w:pPr>
-        <w:spacing w:after="50" w:before="60"/>
-      </w:pPr>
-      <w:r>
-        <w:rPr>
-          <w:b/>
-          <w:bCs/>
-          <w:color w:val="12355B"/>
-          <w:sz w:val="21"/>
-          <w:szCs w:val="21"/>
-        </w:rPr>
-        <w:t xml:space="preserve">Think about:</w:t>
-      </w:r>
-    </w:p>
-    <w:p>
-      <w:pPr>
-        <w:spacing w:after="40"/>
-        <w:ind w:left="300"/>
-      </w:pPr>
-      <w:r>
-        <w:rPr>
-          <w:sz w:val="20"/>
-          <w:szCs w:val="20"/>
-        </w:rPr>
-        <w:t xml:space="preserve">•  How do you know which quadrant a point is in by looking at the signs of its coordinates?</w:t>
-      </w:r>
-    </w:p>
-    <w:p>
-      <w:pPr>
-        <w:spacing w:after="40"/>
-        <w:ind w:left="300"/>
-      </w:pPr>
-      <w:r>
-        <w:rPr>
-          <w:sz w:val="20"/>
-          <w:szCs w:val="20"/>
-        </w:rPr>
-        <w:t xml:space="preserve">•  What do negative x-values and negative y-values mean on the map?</w:t>
-      </w:r>
-    </w:p>
-    <w:p>
-      <w:pPr>
-        <w:spacing w:after="40"/>
-        <w:ind w:left="300"/>
-      </w:pPr>
-      <w:r>
-        <w:rPr>
-          <w:sz w:val="20"/>
-          <w:szCs w:val="20"/>
-        </w:rPr>
-        <w:t xml:space="preserve">•  Where is the point (0, 0) on the expanded map?</w:t>
-      </w:r>
-    </w:p>
-    <w:p>
-      <w:pPr>
-        <w:spacing w:after="40"/>
-        <w:ind w:left="300"/>
-      </w:pPr>
-      <w:r>
-        <w:rPr>
-          <w:sz w:val="20"/>
-          <w:szCs w:val="20"/>
-        </w:rPr>
-        <w:t xml:space="preserve">•  Can a point be in more than one quadrant?</w:t>
-      </w:r>
-    </w:p>
-    <w:p>
-      <w:pPr>
-        <w:spacing w:after="40"/>
-        <w:ind w:left="300"/>
-      </w:pPr>
-      <w:r>
-        <w:rPr>
-          <w:sz w:val="20"/>
-          <w:szCs w:val="20"/>
-        </w:rPr>
-        <w:t xml:space="preserve">•  What quadrant is a point on if one of its coordinates is zero?</w:t>
-      </w:r>
-    </w:p>
-    <w:p>
-      <w:pPr>
         <w:pStyle w:val="Heading2"/>
         <w:spacing w:after="80" w:before="180"/>
       </w:pPr>
@@ -1433,370 +1695,17 @@
           <w:sz w:val="24"/>
           <w:szCs w:val="24"/>
         </w:rPr>
-        <w:t xml:space="preserve">Solved Example</w:t>
+        <w:t xml:space="preserve">3. Build Your Explanation</w:t>
       </w:r>
       <w:r>
         <w:rPr>
           <w:i/>
           <w:iCs/>
-          <w:color w:val="1FA6A2"/>
-          <w:sz w:val="19"/>
-          <w:szCs w:val="19"/>
-        </w:rPr>
-        <w:t xml:space="preserve">   I Do — watch each step</w:t>
-      </w:r>
-    </w:p>
-    <w:p>
-      <w:pPr>
-        <w:keepNext/>
-        <w:spacing w:after="40"/>
-      </w:pPr>
-      <w:r>
-        <w:rPr>
-          <w:b/>
-          <w:bCs/>
-          <w:color w:val="12355B"/>
-          <w:sz w:val="21"/>
-          <w:szCs w:val="21"/>
-        </w:rPr>
-        <w:t xml:space="preserve">Problem:  </w:t>
-      </w:r>
-      <w:r>
-        <w:rPr>
-          <w:sz w:val="21"/>
-          <w:szCs w:val="21"/>
-        </w:rPr>
-        <w:t xml:space="preserve">In which quadrant is the point (-4, 5)?</w:t>
-      </w:r>
-    </w:p>
-    <w:p>
-      <w:pPr>
-        <w:spacing w:after="30"/>
-        <w:ind w:left="420"/>
-      </w:pPr>
-      <w:r>
-        <w:rPr>
-          <w:sz w:val="20"/>
-          <w:szCs w:val="20"/>
-        </w:rPr>
-        <w:t xml:space="preserve">A)  Quadrant I</w:t>
-      </w:r>
-    </w:p>
-    <w:p>
-      <w:pPr>
-        <w:spacing w:after="30"/>
-        <w:ind w:left="420"/>
-      </w:pPr>
-      <w:r>
-        <w:rPr>
-          <w:sz w:val="20"/>
-          <w:szCs w:val="20"/>
-        </w:rPr>
-        <w:t xml:space="preserve">B)  Quadrant II</w:t>
-      </w:r>
-    </w:p>
-    <w:p>
-      <w:pPr>
-        <w:spacing w:after="30"/>
-        <w:ind w:left="420"/>
-      </w:pPr>
-      <w:r>
-        <w:rPr>
-          <w:sz w:val="20"/>
-          <w:szCs w:val="20"/>
-        </w:rPr>
-        <w:t xml:space="preserve">C)  Quadrant III</w:t>
-      </w:r>
-    </w:p>
-    <w:p>
-      <w:pPr>
-        <w:spacing w:after="30"/>
-        <w:ind w:left="420"/>
-      </w:pPr>
-      <w:r>
-        <w:rPr>
-          <w:sz w:val="20"/>
-          <w:szCs w:val="20"/>
-        </w:rPr>
-        <w:t xml:space="preserve">D)  Quadrant IV</w:t>
-      </w:r>
-    </w:p>
-    <w:p>
-      <w:pPr>
-        <w:spacing w:after="20" w:before="50"/>
-      </w:pPr>
-      <w:r>
-        <w:rPr>
-          <w:b/>
-          <w:bCs/>
-          <w:color w:val="1FA6A2"/>
-          <w:sz w:val="21"/>
-          <w:szCs w:val="21"/>
-        </w:rPr>
-        <w:t xml:space="preserve">Step 1:  </w:t>
-      </w:r>
-      <w:r>
-        <w:rPr>
-          <w:sz w:val="21"/>
-          <w:szCs w:val="21"/>
-        </w:rPr>
-        <w:t xml:space="preserve">The x-coordinate is negative (left) and the y-coordinate is positive (up).</w:t>
-      </w:r>
-    </w:p>
-    <w:p>
-      <w:pPr>
-        <w:spacing w:after="20" w:before="50"/>
-      </w:pPr>
-      <w:r>
-        <w:rPr>
-          <w:b/>
-          <w:bCs/>
-          <w:color w:val="1FA6A2"/>
-          <w:sz w:val="21"/>
-          <w:szCs w:val="21"/>
-        </w:rPr>
-        <w:t xml:space="preserve">Step 2:  </w:t>
-      </w:r>
-      <w:r>
-        <w:rPr>
-          <w:sz w:val="21"/>
-          <w:szCs w:val="21"/>
-        </w:rPr>
-        <w:t xml:space="preserve">Left and up is Quadrant II.</w:t>
-      </w:r>
-    </w:p>
-    <w:p>
-      <w:pPr>
-        <w:spacing w:after="40" w:before="60"/>
-      </w:pPr>
-      <w:r>
-        <w:rPr>
-          <w:b/>
-          <w:bCs/>
-          <w:color w:val="12355B"/>
-          <w:sz w:val="21"/>
-          <w:szCs w:val="21"/>
-        </w:rPr>
-        <w:t xml:space="preserve">Answer:  </w:t>
-      </w:r>
-      <w:r>
-        <w:rPr>
-          <w:b/>
-          <w:bCs/>
-          <w:sz w:val="21"/>
-          <w:szCs w:val="21"/>
-        </w:rPr>
-        <w:t xml:space="preserve">B. Quadrant II</w:t>
-      </w:r>
-    </w:p>
-    <w:p>
-      <w:pPr>
-        <w:pStyle w:val="Heading1"/>
-        <w:pageBreakBefore/>
-        <w:pBdr>
-          <w:bottom w:val="single" w:color="1FA6A2" w:sz="14" w:space="6"/>
-        </w:pBdr>
-        <w:spacing w:after="140" w:before="0"/>
-      </w:pPr>
-      <w:r>
-        <w:rPr>
-          <w:b/>
-          <w:bCs/>
-          <w:color w:val="12355B"/>
-          <w:sz w:val="30"/>
-          <w:szCs w:val="30"/>
-        </w:rPr>
-        <w:t xml:space="preserve">Guided Practice</w:t>
-      </w:r>
-    </w:p>
-    <w:p>
-      <w:pPr>
-        <w:pStyle w:val="Heading2"/>
-        <w:spacing w:after="80" w:before="180"/>
-      </w:pPr>
-      <w:r>
-        <w:rPr>
-          <w:b/>
-          <w:bCs/>
-          <w:color w:val="12355B"/>
-          <w:sz w:val="24"/>
-          <w:szCs w:val="24"/>
-        </w:rPr>
-        <w:t xml:space="preserve">Solve Together</w:t>
-      </w:r>
-      <w:r>
-        <w:rPr>
-          <w:i/>
-          <w:iCs/>
-          <w:color w:val="6B4FA0"/>
-          <w:sz w:val="19"/>
-          <w:szCs w:val="19"/>
-        </w:rPr>
-        <w:t xml:space="preserve">   We Do — work with your class</w:t>
-      </w:r>
-    </w:p>
-    <w:p>
-      <w:pPr>
-        <w:keepNext/>
-        <w:spacing w:after="40" w:before="40"/>
-      </w:pPr>
-      <w:r>
-        <w:rPr>
-          <w:b/>
-          <w:bCs/>
-          <w:color w:val="12355B"/>
-          <w:sz w:val="21"/>
-          <w:szCs w:val="21"/>
-        </w:rPr>
-        <w:t xml:space="preserve">Problem:  </w:t>
-      </w:r>
-      <w:r>
-        <w:rPr>
-          <w:sz w:val="21"/>
-          <w:szCs w:val="21"/>
-        </w:rPr>
-        <w:t xml:space="preserve">A point has a positive x-coordinate and a negative y-coordinate. Which quadrant is it in?</w:t>
-      </w:r>
-    </w:p>
-    <w:p>
-      <w:pPr>
-        <w:spacing w:after="30"/>
-        <w:ind w:left="420"/>
-      </w:pPr>
-      <w:r>
-        <w:rPr>
-          <w:sz w:val="20"/>
-          <w:szCs w:val="20"/>
-        </w:rPr>
-        <w:t xml:space="preserve">A)  Quadrant I</w:t>
-      </w:r>
-    </w:p>
-    <w:p>
-      <w:pPr>
-        <w:spacing w:after="30"/>
-        <w:ind w:left="420"/>
-      </w:pPr>
-      <w:r>
-        <w:rPr>
-          <w:sz w:val="20"/>
-          <w:szCs w:val="20"/>
-        </w:rPr>
-        <w:t xml:space="preserve">B)  Quadrant II</w:t>
-      </w:r>
-    </w:p>
-    <w:p>
-      <w:pPr>
-        <w:spacing w:after="30"/>
-        <w:ind w:left="420"/>
-      </w:pPr>
-      <w:r>
-        <w:rPr>
-          <w:sz w:val="20"/>
-          <w:szCs w:val="20"/>
-        </w:rPr>
-        <w:t xml:space="preserve">C)  Quadrant III</w:t>
-      </w:r>
-    </w:p>
-    <w:p>
-      <w:pPr>
-        <w:spacing w:after="30"/>
-        <w:ind w:left="420"/>
-      </w:pPr>
-      <w:r>
-        <w:rPr>
-          <w:sz w:val="20"/>
-          <w:szCs w:val="20"/>
-        </w:rPr>
-        <w:t xml:space="preserve">D)  Quadrant IV</w:t>
-      </w:r>
-    </w:p>
-    <w:p>
-      <w:pPr>
-        <w:keepNext/>
-        <w:spacing w:after="0" w:before="50"/>
-      </w:pPr>
-      <w:r>
-        <w:rPr>
-          <w:b/>
-          <w:bCs/>
-          <w:color w:val="6B4FA0"/>
-          <w:sz w:val="21"/>
-          <w:szCs w:val="21"/>
-        </w:rPr>
-        <w:t xml:space="preserve">Step 1:</w:t>
-      </w:r>
-    </w:p>
-    <w:p>
-      <w:pPr>
-        <w:pBdr>
-          <w:bottom w:val="single" w:color="AFBECC" w:sz="6"/>
-        </w:pBdr>
-        <w:spacing w:after="30" w:before="150"/>
-      </w:pPr>
-      <w:r>
-        <w:t xml:space="preserve"/>
-      </w:r>
-    </w:p>
-    <w:p>
-      <w:pPr>
-        <w:keepNext/>
-        <w:spacing w:after="0" w:before="50"/>
-      </w:pPr>
-      <w:r>
-        <w:rPr>
-          <w:b/>
-          <w:bCs/>
-          <w:color w:val="6B4FA0"/>
-          <w:sz w:val="21"/>
-          <w:szCs w:val="21"/>
-        </w:rPr>
-        <w:t xml:space="preserve">Step 2:</w:t>
-      </w:r>
-    </w:p>
-    <w:p>
-      <w:pPr>
-        <w:pBdr>
-          <w:bottom w:val="single" w:color="AFBECC" w:sz="6"/>
-        </w:pBdr>
-        <w:spacing w:after="30" w:before="150"/>
-      </w:pPr>
-      <w:r>
-        <w:t xml:space="preserve"/>
-      </w:r>
-    </w:p>
-    <w:p>
-      <w:pPr>
-        <w:keepNext/>
-        <w:spacing w:after="0" w:before="60"/>
-      </w:pPr>
-      <w:r>
-        <w:rPr>
-          <w:b/>
-          <w:bCs/>
-          <w:color w:val="12355B"/>
-          <w:sz w:val="21"/>
-          <w:szCs w:val="21"/>
-        </w:rPr>
-        <w:t xml:space="preserve">Answer:</w:t>
-      </w:r>
-    </w:p>
-    <w:p>
-      <w:pPr>
-        <w:pBdr>
-          <w:bottom w:val="single" w:color="AFBECC" w:sz="6"/>
-        </w:pBdr>
-        <w:spacing w:after="30" w:before="150"/>
-      </w:pPr>
-      <w:r>
-        <w:t xml:space="preserve"/>
-      </w:r>
-    </w:p>
-    <w:p>
-      <w:pPr>
-        <w:spacing w:after="80"/>
-      </w:pPr>
-      <w:r>
-        <w:t xml:space="preserve"/>
+          <w:color w:val="B97A12"/>
+          <w:sz w:val="19"/>
+          <w:szCs w:val="19"/>
+        </w:rPr>
+        <w:t xml:space="preserve">   choose your support</w:t>
       </w:r>
     </w:p>
     <w:tbl>
@@ -1827,6 +1736,1393 @@
           </w:tcPr>
           <w:p>
             <w:pPr>
+              <w:spacing w:after="50"/>
+            </w:pPr>
+            <w:r>
+              <w:rPr>
+                <w:i/>
+                <w:iCs/>
+                <w:color w:val="5F6F80"/>
+                <w:sz w:val="19"/>
+                <w:szCs w:val="19"/>
+              </w:rPr>
+              <w:t xml:space="preserve">This model shows the parts of an explanation. It does not answer your writing question.</w:t>
+            </w:r>
+          </w:p>
+          <w:p>
+            <w:pPr>
+              <w:spacing w:after="80"/>
+            </w:pPr>
+            <w:r>
+              <w:rPr>
+                <w:b/>
+                <w:bCs/>
+                <w:color w:val="12355B"/>
+                <w:sz w:val="19"/>
+                <w:szCs w:val="19"/>
+              </w:rPr>
+              <w:t xml:space="preserve">Claim:  </w:t>
+            </w:r>
+            <w:r>
+              <w:rPr>
+                <w:sz w:val="19"/>
+                <w:szCs w:val="19"/>
+              </w:rPr>
+              <w:t xml:space="preserve">The signs of the coordinates tell me the quadrant because ___.</w:t>
+            </w:r>
+          </w:p>
+          <w:p>
+            <w:pPr>
+              <w:spacing w:after="80"/>
+            </w:pPr>
+            <w:r>
+              <w:rPr>
+                <w:b/>
+                <w:bCs/>
+                <w:color w:val="12355B"/>
+                <w:sz w:val="19"/>
+                <w:szCs w:val="19"/>
+              </w:rPr>
+              <w:t xml:space="preserve">Evidence:  </w:t>
+            </w:r>
+            <w:r>
+              <w:rPr>
+                <w:sz w:val="19"/>
+                <w:szCs w:val="19"/>
+              </w:rPr>
+              <w:t xml:space="preserve">Student matches sign combinations to quadrants (e.g., (+,+) is I, (-,+) is II).</w:t>
+            </w:r>
+          </w:p>
+          <w:p>
+            <w:pPr>
+              <w:spacing w:after="80"/>
+            </w:pPr>
+            <w:r>
+              <w:rPr>
+                <w:b/>
+                <w:bCs/>
+                <w:color w:val="12355B"/>
+                <w:sz w:val="19"/>
+                <w:szCs w:val="19"/>
+              </w:rPr>
+              <w:t xml:space="preserve">Reasoning:  </w:t>
+            </w:r>
+            <w:r>
+              <w:rPr>
+                <w:sz w:val="19"/>
+                <w:szCs w:val="19"/>
+              </w:rPr>
+              <w:t xml:space="preserve">This evidence connects the definition of quadrant to the mathematical claim.</w:t>
+            </w:r>
+          </w:p>
+        </w:tc>
+      </w:tr>
+    </w:tbl>
+    <w:p>
+      <w:pPr>
+        <w:pStyle w:val="Heading2"/>
+        <w:spacing w:after="80" w:before="180"/>
+      </w:pPr>
+      <w:r>
+        <w:rPr>
+          <w:b/>
+          <w:bCs/>
+          <w:color w:val="12355B"/>
+          <w:sz w:val="24"/>
+          <w:szCs w:val="24"/>
+        </w:rPr>
+        <w:t xml:space="preserve">Start</w:t>
+      </w:r>
+      <w:r>
+        <w:rPr>
+          <w:i/>
+          <w:iCs/>
+          <w:color w:val="1FA6A2"/>
+          <w:sz w:val="19"/>
+          <w:szCs w:val="19"/>
+        </w:rPr>
+        <w:t xml:space="preserve">   Most language support</w:t>
+      </w:r>
+    </w:p>
+    <w:p>
+      <w:pPr>
+        <w:spacing w:after="60"/>
+      </w:pPr>
+      <w:r>
+        <w:rPr>
+          <w:color w:val="1A2733"/>
+          <w:sz w:val="21"/>
+          <w:szCs w:val="21"/>
+        </w:rPr>
+        <w:t xml:space="preserve">Complete the frames. Use the word bank.</w:t>
+      </w:r>
+      <w:r>
+        <w:rPr>
+          <w:i/>
+          <w:iCs/>
+          <w:color w:val="5F6F80"/>
+          <w:sz w:val="19"/>
+          <w:szCs w:val="19"/>
+        </w:rPr>
+        <w:br/>
+        <w:t xml:space="preserve">Completa las oraciones. Usa el banco de palabras.</w:t>
+      </w:r>
+    </w:p>
+    <w:p>
+      <w:pPr>
+        <w:spacing w:after="60"/>
+      </w:pPr>
+      <w:r>
+        <w:rPr>
+          <w:color w:val="1A2733"/>
+          <w:sz w:val="21"/>
+          <w:szCs w:val="21"/>
+        </w:rPr>
+        <w:t xml:space="preserve">A negative x means I move ___.</w:t>
+      </w:r>
+      <w:r>
+        <w:rPr>
+          <w:i/>
+          <w:iCs/>
+          <w:color w:val="5F6F80"/>
+          <w:sz w:val="19"/>
+          <w:szCs w:val="19"/>
+        </w:rPr>
+        <w:br/>
+        <w:t xml:space="preserve">Una x negativa significa que me muevo ___.</w:t>
+      </w:r>
+    </w:p>
+    <w:p>
+      <w:pPr>
+        <w:spacing w:after="60"/>
+      </w:pPr>
+      <w:r>
+        <w:rPr>
+          <w:color w:val="1A2733"/>
+          <w:sz w:val="21"/>
+          <w:szCs w:val="21"/>
+        </w:rPr>
+        <w:t xml:space="preserve">A negative y means I move ___.</w:t>
+      </w:r>
+      <w:r>
+        <w:rPr>
+          <w:i/>
+          <w:iCs/>
+          <w:color w:val="5F6F80"/>
+          <w:sz w:val="19"/>
+          <w:szCs w:val="19"/>
+        </w:rPr>
+        <w:br/>
+        <w:t xml:space="preserve">Una y negativa significa que me muevo ___.</w:t>
+      </w:r>
+    </w:p>
+    <w:tbl>
+      <w:tblPr>
+        <w:tblW w:type="pct" w:w="100%"/>
+        <w:tblBorders>
+          <w:top w:val="single" w:color="C7D2DD" w:sz="6"/>
+          <w:left w:val="single" w:color="C7D2DD" w:sz="6"/>
+          <w:bottom w:val="single" w:color="C7D2DD" w:sz="6"/>
+          <w:right w:val="single" w:color="C7D2DD" w:sz="6"/>
+          <w:insideH w:val="single" w:color="auto" w:sz="4"/>
+          <w:insideV w:val="single" w:color="auto" w:sz="4"/>
+        </w:tblBorders>
+      </w:tblPr>
+      <w:tblGrid>
+        <w:gridCol w:w="100"/>
+      </w:tblGrid>
+      <w:tr>
+        <w:tc>
+          <w:tcPr>
+            <w:shd w:fill="FBF3E2" w:color="auto" w:val="clear"/>
+            <w:tcMar>
+              <w:top w:type="dxa" w:w="60"/>
+              <w:left w:type="dxa" w:w="120"/>
+              <w:bottom w:type="dxa" w:w="60"/>
+              <w:right w:type="dxa" w:w="120"/>
+            </w:tcMar>
+          </w:tcPr>
+          <w:p>
+            <w:pPr>
+              <w:spacing w:after="0" w:line="320"/>
+            </w:pPr>
+            <w:r>
+              <w:t xml:space="preserve"/>
+            </w:r>
+          </w:p>
+          <w:p>
+            <w:pPr>
+              <w:spacing w:after="0" w:line="320"/>
+            </w:pPr>
+            <w:r>
+              <w:t xml:space="preserve"/>
+            </w:r>
+          </w:p>
+          <w:p>
+            <w:pPr>
+              <w:spacing w:after="0" w:line="320"/>
+            </w:pPr>
+            <w:r>
+              <w:t xml:space="preserve"/>
+            </w:r>
+          </w:p>
+        </w:tc>
+      </w:tr>
+    </w:tbl>
+    <w:p>
+      <w:pPr>
+        <w:pStyle w:val="Heading2"/>
+        <w:spacing w:after="80" w:before="180"/>
+      </w:pPr>
+      <w:r>
+        <w:rPr>
+          <w:b/>
+          <w:bCs/>
+          <w:color w:val="12355B"/>
+          <w:sz w:val="24"/>
+          <w:szCs w:val="24"/>
+        </w:rPr>
+        <w:t xml:space="preserve">Build</w:t>
+      </w:r>
+      <w:r>
+        <w:rPr>
+          <w:i/>
+          <w:iCs/>
+          <w:color w:val="B97A12"/>
+          <w:sz w:val="19"/>
+          <w:szCs w:val="19"/>
+        </w:rPr>
+        <w:t xml:space="preserve">   Some language support</w:t>
+      </w:r>
+    </w:p>
+    <w:p>
+      <w:pPr>
+        <w:spacing w:after="60"/>
+      </w:pPr>
+      <w:r>
+        <w:rPr>
+          <w:color w:val="1A2733"/>
+          <w:sz w:val="21"/>
+          <w:szCs w:val="21"/>
+        </w:rPr>
+        <w:t xml:space="preserve">Write two connected sentences. Use because, so, or but.</w:t>
+      </w:r>
+      <w:r>
+        <w:rPr>
+          <w:i/>
+          <w:iCs/>
+          <w:color w:val="5F6F80"/>
+          <w:sz w:val="19"/>
+          <w:szCs w:val="19"/>
+        </w:rPr>
+        <w:br/>
+        <w:t xml:space="preserve">Escribe dos oraciones conectadas. Usa porque, entonces o pero.</w:t>
+      </w:r>
+    </w:p>
+    <w:p>
+      <w:pPr>
+        <w:spacing w:after="60"/>
+      </w:pPr>
+      <w:r>
+        <w:rPr>
+          <w:color w:val="1A2733"/>
+          <w:sz w:val="21"/>
+          <w:szCs w:val="21"/>
+        </w:rPr>
+        <w:t xml:space="preserve">My claim is ___.</w:t>
+      </w:r>
+      <w:r>
+        <w:rPr>
+          <w:i/>
+          <w:iCs/>
+          <w:color w:val="5F6F80"/>
+          <w:sz w:val="19"/>
+          <w:szCs w:val="19"/>
+        </w:rPr>
+        <w:br/>
+        <w:t xml:space="preserve">Mi afirmación es ___.</w:t>
+      </w:r>
+    </w:p>
+    <w:p>
+      <w:pPr>
+        <w:spacing w:after="60"/>
+      </w:pPr>
+      <w:r>
+        <w:rPr>
+          <w:color w:val="1A2733"/>
+          <w:sz w:val="21"/>
+          <w:szCs w:val="21"/>
+        </w:rPr>
+        <w:t xml:space="preserve">I know because ___.</w:t>
+      </w:r>
+      <w:r>
+        <w:rPr>
+          <w:i/>
+          <w:iCs/>
+          <w:color w:val="5F6F80"/>
+          <w:sz w:val="19"/>
+          <w:szCs w:val="19"/>
+        </w:rPr>
+        <w:br/>
+        <w:t xml:space="preserve">Lo sé porque ___.</w:t>
+      </w:r>
+    </w:p>
+    <w:p>
+      <w:pPr>
+        <w:spacing w:after="60"/>
+      </w:pPr>
+      <w:r>
+        <w:rPr>
+          <w:color w:val="1A2733"/>
+          <w:sz w:val="21"/>
+          <w:szCs w:val="21"/>
+        </w:rPr>
+        <w:t xml:space="preserve">So ___.</w:t>
+      </w:r>
+      <w:r>
+        <w:rPr>
+          <w:i/>
+          <w:iCs/>
+          <w:color w:val="5F6F80"/>
+          <w:sz w:val="19"/>
+          <w:szCs w:val="19"/>
+        </w:rPr>
+        <w:br/>
+        <w:t xml:space="preserve">Entonces ___.</w:t>
+      </w:r>
+    </w:p>
+    <w:tbl>
+      <w:tblPr>
+        <w:tblW w:type="pct" w:w="100%"/>
+        <w:tblBorders>
+          <w:top w:val="single" w:color="C7D2DD" w:sz="6"/>
+          <w:left w:val="single" w:color="C7D2DD" w:sz="6"/>
+          <w:bottom w:val="single" w:color="C7D2DD" w:sz="6"/>
+          <w:right w:val="single" w:color="C7D2DD" w:sz="6"/>
+          <w:insideH w:val="single" w:color="auto" w:sz="4"/>
+          <w:insideV w:val="single" w:color="auto" w:sz="4"/>
+        </w:tblBorders>
+      </w:tblPr>
+      <w:tblGrid>
+        <w:gridCol w:w="100"/>
+      </w:tblGrid>
+      <w:tr>
+        <w:tc>
+          <w:tcPr>
+            <w:shd w:fill="FBF3E2" w:color="auto" w:val="clear"/>
+            <w:tcMar>
+              <w:top w:type="dxa" w:w="60"/>
+              <w:left w:type="dxa" w:w="120"/>
+              <w:bottom w:type="dxa" w:w="60"/>
+              <w:right w:type="dxa" w:w="120"/>
+            </w:tcMar>
+          </w:tcPr>
+          <w:p>
+            <w:pPr>
+              <w:spacing w:after="0" w:line="320"/>
+            </w:pPr>
+            <w:r>
+              <w:t xml:space="preserve"/>
+            </w:r>
+          </w:p>
+          <w:p>
+            <w:pPr>
+              <w:spacing w:after="0" w:line="320"/>
+            </w:pPr>
+            <w:r>
+              <w:t xml:space="preserve"/>
+            </w:r>
+          </w:p>
+          <w:p>
+            <w:pPr>
+              <w:spacing w:after="0" w:line="320"/>
+            </w:pPr>
+            <w:r>
+              <w:t xml:space="preserve"/>
+            </w:r>
+          </w:p>
+        </w:tc>
+      </w:tr>
+    </w:tbl>
+    <w:p>
+      <w:pPr>
+        <w:pStyle w:val="Heading2"/>
+        <w:spacing w:after="80" w:before="180"/>
+      </w:pPr>
+      <w:r>
+        <w:rPr>
+          <w:b/>
+          <w:bCs/>
+          <w:color w:val="12355B"/>
+          <w:sz w:val="24"/>
+          <w:szCs w:val="24"/>
+        </w:rPr>
+        <w:t xml:space="preserve">Explain</w:t>
+      </w:r>
+      <w:r>
+        <w:rPr>
+          <w:i/>
+          <w:iCs/>
+          <w:color w:val="B97A12"/>
+          <w:sz w:val="19"/>
+          <w:szCs w:val="19"/>
+        </w:rPr>
+        <w:t xml:space="preserve">   Light language support</w:t>
+      </w:r>
+    </w:p>
+    <w:p>
+      <w:pPr>
+        <w:spacing w:after="60"/>
+      </w:pPr>
+      <w:r>
+        <w:rPr>
+          <w:color w:val="1A2733"/>
+          <w:sz w:val="21"/>
+          <w:szCs w:val="21"/>
+        </w:rPr>
+        <w:t xml:space="preserve">Write a claim, give math evidence, and explain your reasoning.</w:t>
+      </w:r>
+      <w:r>
+        <w:rPr>
+          <w:i/>
+          <w:iCs/>
+          <w:color w:val="5F6F80"/>
+          <w:sz w:val="19"/>
+          <w:szCs w:val="19"/>
+        </w:rPr>
+        <w:br/>
+        <w:t xml:space="preserve">Escribe una afirmación, da evidencia matemática y explica tu razonamiento.</w:t>
+      </w:r>
+    </w:p>
+    <w:p>
+      <w:pPr>
+        <w:spacing w:after="60"/>
+      </w:pPr>
+      <w:r>
+        <w:rPr>
+          <w:color w:val="1A2733"/>
+          <w:sz w:val="21"/>
+          <w:szCs w:val="21"/>
+        </w:rPr>
+        <w:t xml:space="preserve">My claim is ___.</w:t>
+      </w:r>
+      <w:r>
+        <w:rPr>
+          <w:i/>
+          <w:iCs/>
+          <w:color w:val="5F6F80"/>
+          <w:sz w:val="19"/>
+          <w:szCs w:val="19"/>
+        </w:rPr>
+        <w:br/>
+        <w:t xml:space="preserve">Mi afirmación es ___.</w:t>
+      </w:r>
+    </w:p>
+    <w:p>
+      <w:pPr>
+        <w:spacing w:after="60"/>
+      </w:pPr>
+      <w:r>
+        <w:rPr>
+          <w:color w:val="1A2733"/>
+          <w:sz w:val="21"/>
+          <w:szCs w:val="21"/>
+        </w:rPr>
+        <w:t xml:space="preserve">My math evidence is ___.</w:t>
+      </w:r>
+      <w:r>
+        <w:rPr>
+          <w:i/>
+          <w:iCs/>
+          <w:color w:val="5F6F80"/>
+          <w:sz w:val="19"/>
+          <w:szCs w:val="19"/>
+        </w:rPr>
+        <w:br/>
+        <w:t xml:space="preserve">Mi evidencia matemática es ___.</w:t>
+      </w:r>
+    </w:p>
+    <w:p>
+      <w:pPr>
+        <w:spacing w:after="60"/>
+      </w:pPr>
+      <w:r>
+        <w:rPr>
+          <w:color w:val="1A2733"/>
+          <w:sz w:val="21"/>
+          <w:szCs w:val="21"/>
+        </w:rPr>
+        <w:t xml:space="preserve">This proves ___ because ___.</w:t>
+      </w:r>
+      <w:r>
+        <w:rPr>
+          <w:i/>
+          <w:iCs/>
+          <w:color w:val="5F6F80"/>
+          <w:sz w:val="19"/>
+          <w:szCs w:val="19"/>
+        </w:rPr>
+        <w:br/>
+        <w:t xml:space="preserve">Esto demuestra ___ porque ___.</w:t>
+      </w:r>
+    </w:p>
+    <w:tbl>
+      <w:tblPr>
+        <w:tblW w:type="pct" w:w="100%"/>
+        <w:tblBorders>
+          <w:top w:val="single" w:color="C7D2DD" w:sz="6"/>
+          <w:left w:val="single" w:color="C7D2DD" w:sz="6"/>
+          <w:bottom w:val="single" w:color="C7D2DD" w:sz="6"/>
+          <w:right w:val="single" w:color="C7D2DD" w:sz="6"/>
+          <w:insideH w:val="single" w:color="auto" w:sz="4"/>
+          <w:insideV w:val="single" w:color="auto" w:sz="4"/>
+        </w:tblBorders>
+      </w:tblPr>
+      <w:tblGrid>
+        <w:gridCol w:w="100"/>
+      </w:tblGrid>
+      <w:tr>
+        <w:tc>
+          <w:tcPr>
+            <w:shd w:fill="FBF3E2" w:color="auto" w:val="clear"/>
+            <w:tcMar>
+              <w:top w:type="dxa" w:w="60"/>
+              <w:left w:type="dxa" w:w="120"/>
+              <w:bottom w:type="dxa" w:w="60"/>
+              <w:right w:type="dxa" w:w="120"/>
+            </w:tcMar>
+          </w:tcPr>
+          <w:p>
+            <w:pPr>
+              <w:spacing w:after="0" w:line="320"/>
+            </w:pPr>
+            <w:r>
+              <w:t xml:space="preserve"/>
+            </w:r>
+          </w:p>
+          <w:p>
+            <w:pPr>
+              <w:spacing w:after="0" w:line="320"/>
+            </w:pPr>
+            <w:r>
+              <w:t xml:space="preserve"/>
+            </w:r>
+          </w:p>
+          <w:p>
+            <w:pPr>
+              <w:spacing w:after="0" w:line="320"/>
+            </w:pPr>
+            <w:r>
+              <w:t xml:space="preserve"/>
+            </w:r>
+          </w:p>
+          <w:p>
+            <w:pPr>
+              <w:spacing w:after="0" w:line="320"/>
+            </w:pPr>
+            <w:r>
+              <w:t xml:space="preserve"/>
+            </w:r>
+          </w:p>
+          <w:p>
+            <w:pPr>
+              <w:spacing w:after="0" w:line="320"/>
+            </w:pPr>
+            <w:r>
+              <w:t xml:space="preserve"/>
+            </w:r>
+          </w:p>
+        </w:tc>
+      </w:tr>
+    </w:tbl>
+    <w:p>
+      <w:pPr>
+        <w:pStyle w:val="Heading2"/>
+        <w:spacing w:after="80" w:before="180"/>
+      </w:pPr>
+      <w:r>
+        <w:rPr>
+          <w:b/>
+          <w:bCs/>
+          <w:color w:val="12355B"/>
+          <w:sz w:val="24"/>
+          <w:szCs w:val="24"/>
+        </w:rPr>
+        <w:t xml:space="preserve">4. Check Your Explanation</w:t>
+      </w:r>
+      <w:r>
+        <w:rPr>
+          <w:i/>
+          <w:iCs/>
+          <w:color w:val="1FA6A2"/>
+          <w:sz w:val="19"/>
+          <w:szCs w:val="19"/>
+        </w:rPr>
+        <w:t xml:space="preserve">   five quick checks</w:t>
+      </w:r>
+    </w:p>
+    <w:p>
+      <w:pPr>
+        <w:spacing w:after="80"/>
+      </w:pPr>
+      <w:r>
+        <w:rPr>
+          <w:b/>
+          <w:bCs/>
+          <w:color w:val="1FA6A2"/>
+          <w:sz w:val="22"/>
+          <w:szCs w:val="22"/>
+        </w:rPr>
+        <w:t xml:space="preserve">☐  </w:t>
+      </w:r>
+      <w:r>
+        <w:rPr>
+          <w:sz w:val="20"/>
+          <w:szCs w:val="20"/>
+        </w:rPr>
+        <w:t xml:space="preserve">I answered the question.</w:t>
+      </w:r>
+      <w:r>
+        <w:rPr>
+          <w:i/>
+          <w:iCs/>
+          <w:color w:val="5F6F80"/>
+          <w:sz w:val="18"/>
+          <w:szCs w:val="18"/>
+        </w:rPr>
+        <w:br/>
+        <w:t xml:space="preserve">Respondí la pregunta.</w:t>
+      </w:r>
+    </w:p>
+    <w:p>
+      <w:pPr>
+        <w:spacing w:after="80"/>
+      </w:pPr>
+      <w:r>
+        <w:rPr>
+          <w:b/>
+          <w:bCs/>
+          <w:color w:val="1FA6A2"/>
+          <w:sz w:val="22"/>
+          <w:szCs w:val="22"/>
+        </w:rPr>
+        <w:t xml:space="preserve">☐  </w:t>
+      </w:r>
+      <w:r>
+        <w:rPr>
+          <w:sz w:val="20"/>
+          <w:szCs w:val="20"/>
+        </w:rPr>
+        <w:t xml:space="preserve">I used math evidence: numbers, an equation, a model, or a comparison.</w:t>
+      </w:r>
+      <w:r>
+        <w:rPr>
+          <w:i/>
+          <w:iCs/>
+          <w:color w:val="5F6F80"/>
+          <w:sz w:val="18"/>
+          <w:szCs w:val="18"/>
+        </w:rPr>
+        <w:br/>
+        <w:t xml:space="preserve">Usé evidencia matemática: números, una ecuación, un modelo o una comparación.</w:t>
+      </w:r>
+    </w:p>
+    <w:p>
+      <w:pPr>
+        <w:spacing w:after="80"/>
+      </w:pPr>
+      <w:r>
+        <w:rPr>
+          <w:b/>
+          <w:bCs/>
+          <w:color w:val="1FA6A2"/>
+          <w:sz w:val="22"/>
+          <w:szCs w:val="22"/>
+        </w:rPr>
+        <w:t xml:space="preserve">☐  </w:t>
+      </w:r>
+      <w:r>
+        <w:rPr>
+          <w:sz w:val="20"/>
+          <w:szCs w:val="20"/>
+        </w:rPr>
+        <w:t xml:space="preserve">I explained how the evidence proves my answer.</w:t>
+      </w:r>
+      <w:r>
+        <w:rPr>
+          <w:i/>
+          <w:iCs/>
+          <w:color w:val="5F6F80"/>
+          <w:sz w:val="18"/>
+          <w:szCs w:val="18"/>
+        </w:rPr>
+        <w:br/>
+        <w:t xml:space="preserve">Expliqué cómo la evidencia demuestra mi respuesta.</w:t>
+      </w:r>
+    </w:p>
+    <w:p>
+      <w:pPr>
+        <w:spacing w:after="80"/>
+      </w:pPr>
+      <w:r>
+        <w:rPr>
+          <w:b/>
+          <w:bCs/>
+          <w:color w:val="1FA6A2"/>
+          <w:sz w:val="22"/>
+          <w:szCs w:val="22"/>
+        </w:rPr>
+        <w:t xml:space="preserve">☐  </w:t>
+      </w:r>
+      <w:r>
+        <w:rPr>
+          <w:sz w:val="20"/>
+          <w:szCs w:val="20"/>
+        </w:rPr>
+        <w:t xml:space="preserve">I used at least two math words.</w:t>
+      </w:r>
+      <w:r>
+        <w:rPr>
+          <w:i/>
+          <w:iCs/>
+          <w:color w:val="5F6F80"/>
+          <w:sz w:val="18"/>
+          <w:szCs w:val="18"/>
+        </w:rPr>
+        <w:br/>
+        <w:t xml:space="preserve">Usé por lo menos dos palabras matemáticas.</w:t>
+      </w:r>
+    </w:p>
+    <w:p>
+      <w:pPr>
+        <w:spacing w:after="80"/>
+      </w:pPr>
+      <w:r>
+        <w:rPr>
+          <w:b/>
+          <w:bCs/>
+          <w:color w:val="1FA6A2"/>
+          <w:sz w:val="22"/>
+          <w:szCs w:val="22"/>
+        </w:rPr>
+        <w:t xml:space="preserve">☐  </w:t>
+      </w:r>
+      <w:r>
+        <w:rPr>
+          <w:sz w:val="20"/>
+          <w:szCs w:val="20"/>
+        </w:rPr>
+        <w:t xml:space="preserve">I reread complete sentences and punctuation.</w:t>
+      </w:r>
+      <w:r>
+        <w:rPr>
+          <w:i/>
+          <w:iCs/>
+          <w:color w:val="5F6F80"/>
+          <w:sz w:val="18"/>
+          <w:szCs w:val="18"/>
+        </w:rPr>
+        <w:br/>
+        <w:t xml:space="preserve">Volví a leer mis oraciones completas y la puntuación.</w:t>
+      </w:r>
+    </w:p>
+    <w:p>
+      <w:pPr>
+        <w:pStyle w:val="Heading1"/>
+        <w:pageBreakBefore/>
+        <w:pBdr>
+          <w:bottom w:val="single" w:color="1FA6A2" w:sz="14" w:space="6"/>
+        </w:pBdr>
+        <w:spacing w:after="140" w:before="0"/>
+      </w:pPr>
+      <w:r>
+        <w:rPr>
+          <w:b/>
+          <w:bCs/>
+          <w:color w:val="12355B"/>
+          <w:sz w:val="30"/>
+          <w:szCs w:val="30"/>
+        </w:rPr>
+        <w:t xml:space="preserve">Worked Example</w:t>
+      </w:r>
+    </w:p>
+    <w:p>
+      <w:pPr>
+        <w:pStyle w:val="Heading2"/>
+        <w:spacing w:after="80" w:before="180"/>
+      </w:pPr>
+      <w:r>
+        <w:rPr>
+          <w:b/>
+          <w:bCs/>
+          <w:color w:val="12355B"/>
+          <w:sz w:val="24"/>
+          <w:szCs w:val="24"/>
+        </w:rPr>
+        <w:t xml:space="preserve">Watch &amp; Read</w:t>
+      </w:r>
+      <w:r>
+        <w:rPr>
+          <w:i/>
+          <w:iCs/>
+          <w:color w:val="1FA6A2"/>
+          <w:sz w:val="19"/>
+          <w:szCs w:val="19"/>
+        </w:rPr>
+        <w:t xml:space="preserve">   I Do — follow along with your teacher</w:t>
+      </w:r>
+    </w:p>
+    <w:tbl>
+      <w:tblPr>
+        <w:tblW w:type="pct" w:w="100%"/>
+        <w:tblBorders>
+          <w:top w:val="single" w:color="1FA6A2" w:sz="8"/>
+          <w:left w:val="single" w:color="1FA6A2" w:sz="8"/>
+          <w:bottom w:val="single" w:color="1FA6A2" w:sz="8"/>
+          <w:right w:val="single" w:color="1FA6A2" w:sz="8"/>
+          <w:insideH w:val="single" w:color="auto" w:sz="4"/>
+          <w:insideV w:val="single" w:color="auto" w:sz="4"/>
+        </w:tblBorders>
+      </w:tblPr>
+      <w:tblGrid>
+        <w:gridCol w:w="100"/>
+      </w:tblGrid>
+      <w:tr>
+        <w:tc>
+          <w:tcPr>
+            <w:shd w:fill="E6F4F3" w:color="auto" w:val="clear"/>
+            <w:tcMar>
+              <w:top w:type="dxa" w:w="120"/>
+              <w:left w:type="dxa" w:w="180"/>
+              <w:bottom w:type="dxa" w:w="120"/>
+              <w:right w:type="dxa" w:w="180"/>
+            </w:tcMar>
+          </w:tcPr>
+          <w:p>
+            <w:pPr>
+              <w:spacing w:after="60"/>
+            </w:pPr>
+            <w:r>
+              <w:rPr>
+                <w:b/>
+                <w:bCs/>
+                <w:color w:val="12355B"/>
+                <w:sz w:val="22"/>
+                <w:szCs w:val="22"/>
+              </w:rPr>
+              <w:t xml:space="preserve">Expanding the Treasure Map</w:t>
+            </w:r>
+          </w:p>
+          <w:p>
+            <w:pPr>
+              <w:spacing w:after="0"/>
+            </w:pPr>
+            <w:r>
+              <w:rPr>
+                <w:sz w:val="21"/>
+                <w:szCs w:val="21"/>
+              </w:rPr>
+              <w:t xml:space="preserve">Captain Vega realized her treasure map only covered one corner of the island! She needs to expand the map in all directions — north, south, east, and west of the base camp at the origin (0, 0). Now clues can have negative coordinates: (-4, 3) means 4 units west and 3 units north. A clue at (2, -5) means 2 units east and 5 units south. Which quadrant is each clue in?</w:t>
+            </w:r>
+          </w:p>
+        </w:tc>
+      </w:tr>
+    </w:tbl>
+    <w:p>
+      <w:pPr>
+        <w:spacing w:after="80"/>
+      </w:pPr>
+      <w:r>
+        <w:t xml:space="preserve"/>
+      </w:r>
+    </w:p>
+    <w:p>
+      <w:pPr>
+        <w:spacing w:after="50" w:before="60"/>
+      </w:pPr>
+      <w:r>
+        <w:rPr>
+          <w:b/>
+          <w:bCs/>
+          <w:color w:val="12355B"/>
+          <w:sz w:val="21"/>
+          <w:szCs w:val="21"/>
+        </w:rPr>
+        <w:t xml:space="preserve">Think about:</w:t>
+      </w:r>
+    </w:p>
+    <w:p>
+      <w:pPr>
+        <w:spacing w:after="40"/>
+        <w:ind w:left="300"/>
+      </w:pPr>
+      <w:r>
+        <w:rPr>
+          <w:sz w:val="20"/>
+          <w:szCs w:val="20"/>
+        </w:rPr>
+        <w:t xml:space="preserve">•  How do you know which quadrant a point is in by looking at the signs of its coordinates?</w:t>
+      </w:r>
+    </w:p>
+    <w:p>
+      <w:pPr>
+        <w:spacing w:after="40"/>
+        <w:ind w:left="300"/>
+      </w:pPr>
+      <w:r>
+        <w:rPr>
+          <w:sz w:val="20"/>
+          <w:szCs w:val="20"/>
+        </w:rPr>
+        <w:t xml:space="preserve">•  What do negative x-values and negative y-values mean on the map?</w:t>
+      </w:r>
+    </w:p>
+    <w:p>
+      <w:pPr>
+        <w:spacing w:after="40"/>
+        <w:ind w:left="300"/>
+      </w:pPr>
+      <w:r>
+        <w:rPr>
+          <w:sz w:val="20"/>
+          <w:szCs w:val="20"/>
+        </w:rPr>
+        <w:t xml:space="preserve">•  Where is the point (0, 0) on the expanded map?</w:t>
+      </w:r>
+    </w:p>
+    <w:p>
+      <w:pPr>
+        <w:spacing w:after="40"/>
+        <w:ind w:left="300"/>
+      </w:pPr>
+      <w:r>
+        <w:rPr>
+          <w:sz w:val="20"/>
+          <w:szCs w:val="20"/>
+        </w:rPr>
+        <w:t xml:space="preserve">•  Can a point be in more than one quadrant?</w:t>
+      </w:r>
+    </w:p>
+    <w:p>
+      <w:pPr>
+        <w:spacing w:after="40"/>
+        <w:ind w:left="300"/>
+      </w:pPr>
+      <w:r>
+        <w:rPr>
+          <w:sz w:val="20"/>
+          <w:szCs w:val="20"/>
+        </w:rPr>
+        <w:t xml:space="preserve">•  What quadrant is a point on if one of its coordinates is zero?</w:t>
+      </w:r>
+    </w:p>
+    <w:p>
+      <w:pPr>
+        <w:pStyle w:val="Heading2"/>
+        <w:spacing w:after="80" w:before="180"/>
+      </w:pPr>
+      <w:r>
+        <w:rPr>
+          <w:b/>
+          <w:bCs/>
+          <w:color w:val="12355B"/>
+          <w:sz w:val="24"/>
+          <w:szCs w:val="24"/>
+        </w:rPr>
+        <w:t xml:space="preserve">Solved Example</w:t>
+      </w:r>
+      <w:r>
+        <w:rPr>
+          <w:i/>
+          <w:iCs/>
+          <w:color w:val="1FA6A2"/>
+          <w:sz w:val="19"/>
+          <w:szCs w:val="19"/>
+        </w:rPr>
+        <w:t xml:space="preserve">   I Do — watch each step</w:t>
+      </w:r>
+    </w:p>
+    <w:p>
+      <w:pPr>
+        <w:keepNext/>
+        <w:spacing w:after="40"/>
+      </w:pPr>
+      <w:r>
+        <w:rPr>
+          <w:b/>
+          <w:bCs/>
+          <w:color w:val="12355B"/>
+          <w:sz w:val="21"/>
+          <w:szCs w:val="21"/>
+        </w:rPr>
+        <w:t xml:space="preserve">Problem:  </w:t>
+      </w:r>
+      <w:r>
+        <w:rPr>
+          <w:sz w:val="21"/>
+          <w:szCs w:val="21"/>
+        </w:rPr>
+        <w:t xml:space="preserve">In which quadrant is the point (-4, 5)?</w:t>
+      </w:r>
+    </w:p>
+    <w:p>
+      <w:pPr>
+        <w:spacing w:after="30"/>
+        <w:ind w:left="420"/>
+      </w:pPr>
+      <w:r>
+        <w:rPr>
+          <w:sz w:val="20"/>
+          <w:szCs w:val="20"/>
+        </w:rPr>
+        <w:t xml:space="preserve">A)  Quadrant I</w:t>
+      </w:r>
+    </w:p>
+    <w:p>
+      <w:pPr>
+        <w:spacing w:after="30"/>
+        <w:ind w:left="420"/>
+      </w:pPr>
+      <w:r>
+        <w:rPr>
+          <w:sz w:val="20"/>
+          <w:szCs w:val="20"/>
+        </w:rPr>
+        <w:t xml:space="preserve">B)  Quadrant II</w:t>
+      </w:r>
+    </w:p>
+    <w:p>
+      <w:pPr>
+        <w:spacing w:after="30"/>
+        <w:ind w:left="420"/>
+      </w:pPr>
+      <w:r>
+        <w:rPr>
+          <w:sz w:val="20"/>
+          <w:szCs w:val="20"/>
+        </w:rPr>
+        <w:t xml:space="preserve">C)  Quadrant III</w:t>
+      </w:r>
+    </w:p>
+    <w:p>
+      <w:pPr>
+        <w:spacing w:after="30"/>
+        <w:ind w:left="420"/>
+      </w:pPr>
+      <w:r>
+        <w:rPr>
+          <w:sz w:val="20"/>
+          <w:szCs w:val="20"/>
+        </w:rPr>
+        <w:t xml:space="preserve">D)  Quadrant IV</w:t>
+      </w:r>
+    </w:p>
+    <w:p>
+      <w:pPr>
+        <w:spacing w:after="20" w:before="50"/>
+      </w:pPr>
+      <w:r>
+        <w:rPr>
+          <w:b/>
+          <w:bCs/>
+          <w:color w:val="1FA6A2"/>
+          <w:sz w:val="21"/>
+          <w:szCs w:val="21"/>
+        </w:rPr>
+        <w:t xml:space="preserve">Step 1:  </w:t>
+      </w:r>
+      <w:r>
+        <w:rPr>
+          <w:sz w:val="21"/>
+          <w:szCs w:val="21"/>
+        </w:rPr>
+        <w:t xml:space="preserve">The x-coordinate is negative (left) and the y-coordinate is positive (up).</w:t>
+      </w:r>
+    </w:p>
+    <w:p>
+      <w:pPr>
+        <w:spacing w:after="20" w:before="50"/>
+      </w:pPr>
+      <w:r>
+        <w:rPr>
+          <w:b/>
+          <w:bCs/>
+          <w:color w:val="1FA6A2"/>
+          <w:sz w:val="21"/>
+          <w:szCs w:val="21"/>
+        </w:rPr>
+        <w:t xml:space="preserve">Step 2:  </w:t>
+      </w:r>
+      <w:r>
+        <w:rPr>
+          <w:sz w:val="21"/>
+          <w:szCs w:val="21"/>
+        </w:rPr>
+        <w:t xml:space="preserve">Left and up is Quadrant II.</w:t>
+      </w:r>
+    </w:p>
+    <w:p>
+      <w:pPr>
+        <w:spacing w:after="40" w:before="60"/>
+      </w:pPr>
+      <w:r>
+        <w:rPr>
+          <w:b/>
+          <w:bCs/>
+          <w:color w:val="12355B"/>
+          <w:sz w:val="21"/>
+          <w:szCs w:val="21"/>
+        </w:rPr>
+        <w:t xml:space="preserve">Answer:  </w:t>
+      </w:r>
+      <w:r>
+        <w:rPr>
+          <w:b/>
+          <w:bCs/>
+          <w:sz w:val="21"/>
+          <w:szCs w:val="21"/>
+        </w:rPr>
+        <w:t xml:space="preserve">B. Quadrant II</w:t>
+      </w:r>
+    </w:p>
+    <w:p>
+      <w:pPr>
+        <w:pStyle w:val="Heading1"/>
+        <w:pageBreakBefore/>
+        <w:pBdr>
+          <w:bottom w:val="single" w:color="1FA6A2" w:sz="14" w:space="6"/>
+        </w:pBdr>
+        <w:spacing w:after="140" w:before="0"/>
+      </w:pPr>
+      <w:r>
+        <w:rPr>
+          <w:b/>
+          <w:bCs/>
+          <w:color w:val="12355B"/>
+          <w:sz w:val="30"/>
+          <w:szCs w:val="30"/>
+        </w:rPr>
+        <w:t xml:space="preserve">Guided Practice</w:t>
+      </w:r>
+    </w:p>
+    <w:p>
+      <w:pPr>
+        <w:pStyle w:val="Heading2"/>
+        <w:spacing w:after="80" w:before="180"/>
+      </w:pPr>
+      <w:r>
+        <w:rPr>
+          <w:b/>
+          <w:bCs/>
+          <w:color w:val="12355B"/>
+          <w:sz w:val="24"/>
+          <w:szCs w:val="24"/>
+        </w:rPr>
+        <w:t xml:space="preserve">Solve Together</w:t>
+      </w:r>
+      <w:r>
+        <w:rPr>
+          <w:i/>
+          <w:iCs/>
+          <w:color w:val="6B4FA0"/>
+          <w:sz w:val="19"/>
+          <w:szCs w:val="19"/>
+        </w:rPr>
+        <w:t xml:space="preserve">   We Do — work with your class</w:t>
+      </w:r>
+    </w:p>
+    <w:p>
+      <w:pPr>
+        <w:keepNext/>
+        <w:spacing w:after="40" w:before="40"/>
+      </w:pPr>
+      <w:r>
+        <w:rPr>
+          <w:b/>
+          <w:bCs/>
+          <w:color w:val="12355B"/>
+          <w:sz w:val="21"/>
+          <w:szCs w:val="21"/>
+        </w:rPr>
+        <w:t xml:space="preserve">Problem:  </w:t>
+      </w:r>
+      <w:r>
+        <w:rPr>
+          <w:sz w:val="21"/>
+          <w:szCs w:val="21"/>
+        </w:rPr>
+        <w:t xml:space="preserve">A point has a positive x-coordinate and a negative y-coordinate. Which quadrant is it in?</w:t>
+      </w:r>
+    </w:p>
+    <w:p>
+      <w:pPr>
+        <w:spacing w:after="30"/>
+        <w:ind w:left="420"/>
+      </w:pPr>
+      <w:r>
+        <w:rPr>
+          <w:sz w:val="20"/>
+          <w:szCs w:val="20"/>
+        </w:rPr>
+        <w:t xml:space="preserve">A)  Quadrant I</w:t>
+      </w:r>
+    </w:p>
+    <w:p>
+      <w:pPr>
+        <w:spacing w:after="30"/>
+        <w:ind w:left="420"/>
+      </w:pPr>
+      <w:r>
+        <w:rPr>
+          <w:sz w:val="20"/>
+          <w:szCs w:val="20"/>
+        </w:rPr>
+        <w:t xml:space="preserve">B)  Quadrant II</w:t>
+      </w:r>
+    </w:p>
+    <w:p>
+      <w:pPr>
+        <w:spacing w:after="30"/>
+        <w:ind w:left="420"/>
+      </w:pPr>
+      <w:r>
+        <w:rPr>
+          <w:sz w:val="20"/>
+          <w:szCs w:val="20"/>
+        </w:rPr>
+        <w:t xml:space="preserve">C)  Quadrant III</w:t>
+      </w:r>
+    </w:p>
+    <w:p>
+      <w:pPr>
+        <w:spacing w:after="30"/>
+        <w:ind w:left="420"/>
+      </w:pPr>
+      <w:r>
+        <w:rPr>
+          <w:sz w:val="20"/>
+          <w:szCs w:val="20"/>
+        </w:rPr>
+        <w:t xml:space="preserve">D)  Quadrant IV</w:t>
+      </w:r>
+    </w:p>
+    <w:p>
+      <w:pPr>
+        <w:keepNext/>
+        <w:spacing w:after="0" w:before="50"/>
+      </w:pPr>
+      <w:r>
+        <w:rPr>
+          <w:b/>
+          <w:bCs/>
+          <w:color w:val="6B4FA0"/>
+          <w:sz w:val="21"/>
+          <w:szCs w:val="21"/>
+        </w:rPr>
+        <w:t xml:space="preserve">Step 1:</w:t>
+      </w:r>
+    </w:p>
+    <w:p>
+      <w:pPr>
+        <w:pBdr>
+          <w:bottom w:val="single" w:color="AFBECC" w:sz="6"/>
+        </w:pBdr>
+        <w:spacing w:after="30" w:before="150"/>
+      </w:pPr>
+      <w:r>
+        <w:t xml:space="preserve"/>
+      </w:r>
+    </w:p>
+    <w:p>
+      <w:pPr>
+        <w:keepNext/>
+        <w:spacing w:after="0" w:before="50"/>
+      </w:pPr>
+      <w:r>
+        <w:rPr>
+          <w:b/>
+          <w:bCs/>
+          <w:color w:val="6B4FA0"/>
+          <w:sz w:val="21"/>
+          <w:szCs w:val="21"/>
+        </w:rPr>
+        <w:t xml:space="preserve">Step 2:</w:t>
+      </w:r>
+    </w:p>
+    <w:p>
+      <w:pPr>
+        <w:pBdr>
+          <w:bottom w:val="single" w:color="AFBECC" w:sz="6"/>
+        </w:pBdr>
+        <w:spacing w:after="30" w:before="150"/>
+      </w:pPr>
+      <w:r>
+        <w:t xml:space="preserve"/>
+      </w:r>
+    </w:p>
+    <w:p>
+      <w:pPr>
+        <w:keepNext/>
+        <w:spacing w:after="0" w:before="60"/>
+      </w:pPr>
+      <w:r>
+        <w:rPr>
+          <w:b/>
+          <w:bCs/>
+          <w:color w:val="12355B"/>
+          <w:sz w:val="21"/>
+          <w:szCs w:val="21"/>
+        </w:rPr>
+        <w:t xml:space="preserve">Answer:</w:t>
+      </w:r>
+    </w:p>
+    <w:p>
+      <w:pPr>
+        <w:pBdr>
+          <w:bottom w:val="single" w:color="AFBECC" w:sz="6"/>
+        </w:pBdr>
+        <w:spacing w:after="30" w:before="150"/>
+      </w:pPr>
+      <w:r>
+        <w:t xml:space="preserve"/>
+      </w:r>
+    </w:p>
+    <w:p>
+      <w:pPr>
+        <w:spacing w:after="80"/>
+      </w:pPr>
+      <w:r>
+        <w:t xml:space="preserve"/>
+      </w:r>
+    </w:p>
+    <w:tbl>
+      <w:tblPr>
+        <w:tblW w:type="pct" w:w="100%"/>
+        <w:tblBorders>
+          <w:top w:val="single" w:color="BBD0DE" w:sz="8"/>
+          <w:left w:val="single" w:color="BBD0DE" w:sz="8"/>
+          <w:bottom w:val="single" w:color="BBD0DE" w:sz="8"/>
+          <w:right w:val="single" w:color="BBD0DE" w:sz="8"/>
+          <w:insideH w:val="single" w:color="auto" w:sz="4"/>
+          <w:insideV w:val="single" w:color="auto" w:sz="4"/>
+        </w:tblBorders>
+      </w:tblPr>
+      <w:tblGrid>
+        <w:gridCol w:w="100"/>
+      </w:tblGrid>
+      <w:tr>
+        <w:tc>
+          <w:tcPr>
+            <w:shd w:fill="EEF4F8" w:color="auto" w:val="clear"/>
+            <w:tcMar>
+              <w:top w:type="dxa" w:w="120"/>
+              <w:left w:type="dxa" w:w="180"/>
+              <w:bottom w:type="dxa" w:w="120"/>
+              <w:right w:type="dxa" w:w="180"/>
+            </w:tcMar>
+          </w:tcPr>
+          <w:p>
+            <w:pPr>
               <w:spacing w:after="60"/>
             </w:pPr>
             <w:r>
@@ -3956,6 +5252,97 @@
           <w:szCs w:val="19"/>
         </w:rPr>
         <w:t xml:space="preserve">  — Quadrant III is where both x and y are negative. This means the point is left of the origin and below the origin.</w:t>
+      </w:r>
+    </w:p>
+    <w:p>
+      <w:pPr>
+        <w:pStyle w:val="Heading2"/>
+        <w:spacing w:after="80" w:before="180"/>
+      </w:pPr>
+      <w:r>
+        <w:rPr>
+          <w:b/>
+          <w:bCs/>
+          <w:color w:val="12355B"/>
+          <w:sz w:val="24"/>
+          <w:szCs w:val="24"/>
+        </w:rPr>
+        <w:t xml:space="preserve">Math Writing Criteria</w:t>
+      </w:r>
+    </w:p>
+    <w:p>
+      <w:pPr>
+        <w:spacing w:after="100"/>
+      </w:pPr>
+      <w:r>
+        <w:rPr>
+          <w:i/>
+          <w:iCs/>
+          <w:color w:val="5F6F80"/>
+          <w:sz w:val="19"/>
+          <w:szCs w:val="19"/>
+        </w:rPr>
+        <w:t xml:space="preserve">The support level changes the amount of language scaffolding, not the mathematical expectation.</w:t>
+      </w:r>
+    </w:p>
+    <w:p>
+      <w:pPr>
+        <w:spacing w:after="80"/>
+      </w:pPr>
+      <w:r>
+        <w:rPr>
+          <w:sz w:val="20"/>
+          <w:szCs w:val="20"/>
+        </w:rPr>
+        <w:t xml:space="preserve">☐  I answered the question.</w:t>
+      </w:r>
+    </w:p>
+    <w:p>
+      <w:pPr>
+        <w:spacing w:after="80"/>
+      </w:pPr>
+      <w:r>
+        <w:rPr>
+          <w:sz w:val="20"/>
+          <w:szCs w:val="20"/>
+        </w:rPr>
+        <w:t xml:space="preserve">☐  I used math evidence: numbers, an equation, a model, or a comparison.</w:t>
+      </w:r>
+    </w:p>
+    <w:p>
+      <w:pPr>
+        <w:spacing w:after="80"/>
+      </w:pPr>
+      <w:r>
+        <w:rPr>
+          <w:sz w:val="20"/>
+          <w:szCs w:val="20"/>
+        </w:rPr>
+        <w:t xml:space="preserve">☐  I explained how the evidence proves my answer.</w:t>
+      </w:r>
+    </w:p>
+    <w:p>
+      <w:pPr>
+        <w:spacing w:after="80"/>
+      </w:pPr>
+      <w:r>
+        <w:rPr>
+          <w:sz w:val="20"/>
+          <w:szCs w:val="20"/>
+        </w:rPr>
+        <w:t xml:space="preserve">☐  I used at least two math words.</w:t>
+      </w:r>
+    </w:p>
+    <w:p>
+      <w:pPr>
+        <w:spacing w:after="80"/>
+      </w:pPr>
+      <w:r>
+        <w:rPr>
+          <w:sz w:val="20"/>
+          <w:szCs w:val="20"/>
+        </w:rPr>
+        <w:t xml:space="preserve">☐  I reread complete sentences and punctuation.</w:t>
       </w:r>
     </w:p>
     <w:sectPr>
